--- a/svoyo-delo/대본/6부/06화_Sokrashcheniya.docx
+++ b/svoyo-delo/대본/6부/06화_Sokrashcheniya.docx
@@ -740,7 +740,7 @@
         <w:t xml:space="preserve"> </w:t>
       </w:r>
       <w:r>
-        <w:t xml:space="preserve">- 규칙: 지문 없음. 전 화 100% 「화자명: 대사」. 1턴 18단어 이내 + 긴 턴 10~15회(30~55단어). 문법 초점(B2+): 가정법(Если бы за год до этого сократили сто — …остались бы), 조건(если в мае минус больше…), 대조(Помирились — до…; Договорились — до…), 부정(ни одного нового человека).</w:t>
+        <w:t xml:space="preserve">- 규칙: 지문 없음. 전 화 100% 「화자명: 대사」. 1턴 24단어 이내 + 긴 턴 10~15회(35~60단어). 문법 초점(B2+): 가정법(Если бы за год до этого сократили сто — …остались бы), 조건(если в мае минус больше…), 대조(Помирились — до…; Договорились — до…), 부정(ни одного нового человека).</w:t>
       </w:r>
       <w:r>
         <w:t xml:space="preserve"> </w:t>
@@ -1134,119 +1134,119 @@
         <w:pStyle w:val="FirstParagraph"/>
       </w:pPr>
       <w:r>
-        <w:t xml:space="preserve">OLGA: Чай. С чабрецом. Рустем прислал. Сказал: «Для трудного разговора — только чабрец».</w:t>
-      </w:r>
-    </w:p>
-    <w:p>
-      <w:pPr>
-        <w:pStyle w:val="BodyText"/>
-      </w:pPr>
-      <w:r>
-        <w:t xml:space="preserve">IRINA: Спасибо. Я не буду. Я начну. Пока все свежие.</w:t>
-      </w:r>
-    </w:p>
-    <w:p>
-      <w:pPr>
-        <w:pStyle w:val="BodyText"/>
-      </w:pPr>
-      <w:r>
-        <w:t xml:space="preserve">ALEKSEY: Подождите. Сначала чай. Как в Казани. Мы договорились.</w:t>
-      </w:r>
-    </w:p>
-    <w:p>
-      <w:pPr>
-        <w:pStyle w:val="BodyText"/>
-      </w:pPr>
-      <w:r>
-        <w:t xml:space="preserve">IRINA: Хорошо. Один глоток. Готово. Теперь — цифра.</w:t>
-      </w:r>
-    </w:p>
-    <w:p>
-      <w:pPr>
-        <w:pStyle w:val="BodyText"/>
-      </w:pPr>
-      <w:r>
-        <w:t xml:space="preserve">OLGA: Один глоток — это не чай. Это формальность.</w:t>
-      </w:r>
-    </w:p>
-    <w:p>
-      <w:pPr>
-        <w:pStyle w:val="BodyText"/>
-      </w:pPr>
-      <w:r>
-        <w:t xml:space="preserve">IRINA: Формальность тоже чего-то стоит. Ольга Петровна, вы сами меня учили.</w:t>
-      </w:r>
-    </w:p>
-    <w:p>
-      <w:pPr>
-        <w:pStyle w:val="BodyText"/>
-      </w:pPr>
-      <w:r>
-        <w:t xml:space="preserve">ALEKSEY: Хорошо. Цифра.</w:t>
-      </w:r>
-    </w:p>
-    <w:p>
-      <w:pPr>
-        <w:pStyle w:val="BodyText"/>
-      </w:pPr>
-      <w:r>
-        <w:t xml:space="preserve">IRINA: Пятнадцать. Из восьмидесяти пяти. Это минус четыре миллиона в месяц. Ровно наша дыра.</w:t>
-      </w:r>
-    </w:p>
-    <w:p>
-      <w:pPr>
-        <w:pStyle w:val="BodyText"/>
-      </w:pPr>
-      <w:r>
-        <w:t xml:space="preserve">ALEKSEY: Нет.</w:t>
-      </w:r>
-    </w:p>
-    <w:p>
-      <w:pPr>
-        <w:pStyle w:val="BodyText"/>
-      </w:pPr>
-      <w:r>
-        <w:t xml:space="preserve">IRINA: Я знала. Вы даже не спросили, кто эти пятнадцать.</w:t>
-      </w:r>
-    </w:p>
-    <w:p>
-      <w:pPr>
-        <w:pStyle w:val="BodyText"/>
-      </w:pPr>
-      <w:r>
-        <w:t xml:space="preserve">ALEKSEY: Не спросил. Потому что не важно, кто. Важно — что они люди. Год назад мы их звали. Уговаривали.</w:t>
-      </w:r>
-    </w:p>
-    <w:p>
-      <w:pPr>
-        <w:pStyle w:val="BodyText"/>
-      </w:pPr>
-      <w:r>
-        <w:t xml:space="preserve">IRINA: Год назад доллар стоил девяносто. Мы звали людей при одном мире. Теперь мир другой.</w:t>
-      </w:r>
-    </w:p>
-    <w:p>
-      <w:pPr>
-        <w:pStyle w:val="BodyText"/>
-      </w:pPr>
-      <w:r>
-        <w:t xml:space="preserve">OLGA: Можно я как юрист? Прежде чем вы поругаетесь. Это займёт три минуты.</w:t>
-      </w:r>
-    </w:p>
-    <w:p>
-      <w:pPr>
-        <w:pStyle w:val="BodyText"/>
-      </w:pPr>
-      <w:r>
-        <w:t xml:space="preserve">ALEKSEY: Говорите.</w:t>
-      </w:r>
-    </w:p>
-    <w:p>
-      <w:pPr>
-        <w:pStyle w:val="BodyText"/>
-      </w:pPr>
-      <w:r>
-        <w:t xml:space="preserve">OLGA: Сокращение штата — это не «завтра без вас». Это закон. Два месяца предупреждения под подпись. Выходное пособие — средняя зарплата. Потом сохранение зарплаты на время поиска работы, до двух месяцев. Сокращение стоит денег. Сначала — много денег.</w:t>
+        <w:t xml:space="preserve">OLGA: Вот чай с чабрецом, его прислал Рустем. Он сказал: «Для трудного разговора — только чабрец».</w:t>
+      </w:r>
+    </w:p>
+    <w:p>
+      <w:pPr>
+        <w:pStyle w:val="BodyText"/>
+      </w:pPr>
+      <w:r>
+        <w:t xml:space="preserve">IRINA: Спасибо, но я не буду. Я лучше начну, пока у всех свежие головы.</w:t>
+      </w:r>
+    </w:p>
+    <w:p>
+      <w:pPr>
+        <w:pStyle w:val="BodyText"/>
+      </w:pPr>
+      <w:r>
+        <w:t xml:space="preserve">ALEKSEY: Подождите, сначала чай, как в Казани. Мы же договорились.</w:t>
+      </w:r>
+    </w:p>
+    <w:p>
+      <w:pPr>
+        <w:pStyle w:val="BodyText"/>
+      </w:pPr>
+      <w:r>
+        <w:t xml:space="preserve">IRINA: Хорошо, один глоток. Всё, готово. Теперь цифра.</w:t>
+      </w:r>
+    </w:p>
+    <w:p>
+      <w:pPr>
+        <w:pStyle w:val="BodyText"/>
+      </w:pPr>
+      <w:r>
+        <w:t xml:space="preserve">OLGA: Один глоток — это не чай, Ирина, это формальность.</w:t>
+      </w:r>
+    </w:p>
+    <w:p>
+      <w:pPr>
+        <w:pStyle w:val="BodyText"/>
+      </w:pPr>
+      <w:r>
+        <w:t xml:space="preserve">IRINA: Формальность тоже чего-то стоит. Ольга Петровна, вы же сами меня этому учили.</w:t>
+      </w:r>
+    </w:p>
+    <w:p>
+      <w:pPr>
+        <w:pStyle w:val="BodyText"/>
+      </w:pPr>
+      <w:r>
+        <w:t xml:space="preserve">ALEKSEY: Хорошо, Ирина, давайте вашу цифру, раз уж без неё никак не обойтись.</w:t>
+      </w:r>
+    </w:p>
+    <w:p>
+      <w:pPr>
+        <w:pStyle w:val="BodyText"/>
+      </w:pPr>
+      <w:r>
+        <w:t xml:space="preserve">IRINA: Пятнадцать человек из восьмидесяти пяти. Это минус четыре миллиона в месяц, то есть ровно наша дыра.</w:t>
+      </w:r>
+    </w:p>
+    <w:p>
+      <w:pPr>
+        <w:pStyle w:val="BodyText"/>
+      </w:pPr>
+      <w:r>
+        <w:t xml:space="preserve">ALEKSEY: Нет. Это даже не обсуждается, и вы знаете почему.</w:t>
+      </w:r>
+    </w:p>
+    <w:p>
+      <w:pPr>
+        <w:pStyle w:val="BodyText"/>
+      </w:pPr>
+      <w:r>
+        <w:t xml:space="preserve">IRINA: Я так и знала. Вы даже не спросили, кто эти пятнадцать.</w:t>
+      </w:r>
+    </w:p>
+    <w:p>
+      <w:pPr>
+        <w:pStyle w:val="BodyText"/>
+      </w:pPr>
+      <w:r>
+        <w:t xml:space="preserve">ALEKSEY: Не спросил, потому что не важно, кто они. Важно, что они люди. Год назад мы их сами звали и уговаривали.</w:t>
+      </w:r>
+    </w:p>
+    <w:p>
+      <w:pPr>
+        <w:pStyle w:val="BodyText"/>
+      </w:pPr>
+      <w:r>
+        <w:t xml:space="preserve">IRINA: Год назад доллар стоил девяносто. Мы звали людей в одном мире, а теперь мир другой.</w:t>
+      </w:r>
+    </w:p>
+    <w:p>
+      <w:pPr>
+        <w:pStyle w:val="BodyText"/>
+      </w:pPr>
+      <w:r>
+        <w:t xml:space="preserve">OLGA: Можно я скажу как юрист, прежде чем вы поругаетесь? Это займёт три минуты.</w:t>
+      </w:r>
+    </w:p>
+    <w:p>
+      <w:pPr>
+        <w:pStyle w:val="BodyText"/>
+      </w:pPr>
+      <w:r>
+        <w:t xml:space="preserve">ALEKSEY: Говорите, Ольга Петровна, мы слушаем, тем более что закон лучше знать заранее.</w:t>
+      </w:r>
+    </w:p>
+    <w:p>
+      <w:pPr>
+        <w:pStyle w:val="BodyText"/>
+      </w:pPr>
+      <w:r>
+        <w:t xml:space="preserve">OLGA: Сокращение штата — это не «завтра приходить не надо», это закон. Нужны два месяца предупреждения под подпись. Выходное пособие — средняя зарплата, а потом ещё сохранение зарплаты на время поиска работы, до двух месяцев. Сокращение стоит денег. Сначала — много денег, и об этом редко думают.</w:t>
       </w:r>
     </w:p>
     <w:bookmarkEnd w:id="21"/>
@@ -1264,279 +1264,279 @@
         <w:pStyle w:val="FirstParagraph"/>
       </w:pPr>
       <w:r>
-        <w:t xml:space="preserve">IRINA: Я знаю. Я посчитала. Предупреждение — апрель. Увольнение — июнь. Выходные пособия — ещё два-три месяца. Экономия начнётся в сентябре.</w:t>
-      </w:r>
-    </w:p>
-    <w:p>
-      <w:pPr>
-        <w:pStyle w:val="BodyText"/>
-      </w:pPr>
-      <w:r>
-        <w:t xml:space="preserve">ALEKSEY: В сентябре? Тогда зачем сейчас? До сентября — полгода.</w:t>
-      </w:r>
-    </w:p>
-    <w:p>
-      <w:pPr>
-        <w:pStyle w:val="BodyText"/>
-      </w:pPr>
-      <w:r>
-        <w:t xml:space="preserve">IRINA: Затем, что если не начать сейчас — в сентябре придётся сокращать не пятнадцать. Сорок. Или закрыться совсем. Я это видела. Много раз. Компании, которые ждали, пока станет понятно. Понятно становилось в последний день.</w:t>
-      </w:r>
-    </w:p>
-    <w:p>
-      <w:pPr>
-        <w:pStyle w:val="BodyText"/>
-      </w:pPr>
-      <w:r>
-        <w:t xml:space="preserve">ALEKSEY: Где видели? В учебнике?</w:t>
-      </w:r>
-    </w:p>
-    <w:p>
-      <w:pPr>
-        <w:pStyle w:val="BodyText"/>
-      </w:pPr>
-      <w:r>
-        <w:t xml:space="preserve">IRINA: Не в учебнике. На аудитах. Восемь лет. Я приходила в компании, которые «не хотели резать людей». Директора были хорошие. Добрые. Через год этих компаний уже не было. Ни людей, ни директоров, ни компаний.</w:t>
-      </w:r>
-    </w:p>
-    <w:p>
-      <w:pPr>
-        <w:pStyle w:val="BodyText"/>
-      </w:pPr>
-      <w:r>
-        <w:t xml:space="preserve">OLGA: Это правда. Я тоже видела. В девяностых. Целые заводы.</w:t>
-      </w:r>
-    </w:p>
-    <w:p>
-      <w:pPr>
-        <w:pStyle w:val="BodyText"/>
-      </w:pPr>
-      <w:r>
-        <w:t xml:space="preserve">ALEKSEY: Я видел один завод. Отца. Три тысячи человек. Одна бумага на воротах. В пятницу.</w:t>
-      </w:r>
-    </w:p>
-    <w:p>
-      <w:pPr>
-        <w:pStyle w:val="BodyText"/>
-      </w:pPr>
-      <w:r>
-        <w:t xml:space="preserve">IRINA: Вот. Ваш отец потерял работу, потому что завод не резал вовремя. Резал — сразу всех.</w:t>
-      </w:r>
-    </w:p>
-    <w:p>
-      <w:pPr>
-        <w:pStyle w:val="BodyText"/>
-      </w:pPr>
-      <w:r>
-        <w:t xml:space="preserve">ALEKSEY: Мой отец потерял работу, потому что новый хозяин считал людей строчками. Как вы сейчас.</w:t>
-      </w:r>
-    </w:p>
-    <w:p>
-      <w:pPr>
-        <w:pStyle w:val="BodyText"/>
-      </w:pPr>
-      <w:r>
-        <w:t xml:space="preserve">OLGA: Алексей. Стоп.</w:t>
-      </w:r>
-    </w:p>
-    <w:p>
-      <w:pPr>
-        <w:pStyle w:val="BodyText"/>
-      </w:pPr>
-      <w:r>
-        <w:t xml:space="preserve">IRINA: Нет, пусть скажет. Я — строчками?</w:t>
-      </w:r>
-    </w:p>
-    <w:p>
-      <w:pPr>
-        <w:pStyle w:val="BodyText"/>
-      </w:pPr>
-      <w:r>
-        <w:t xml:space="preserve">ALEKSEY: Вы сказали «пятнадцать». Не «Аля, Антон, Наташа». Пятнадцать.</w:t>
-      </w:r>
-    </w:p>
-    <w:p>
-      <w:pPr>
-        <w:pStyle w:val="BodyText"/>
-      </w:pPr>
-      <w:r>
-        <w:t xml:space="preserve">IRINA: Я сказала «пятнадцать», потому что это моя работа — сказать цифру. Имена — ваша работа. Я не знаю, кто из них плачет по ночам. Я знаю, что через полгода плакать будут восемьдесят пять.</w:t>
-      </w:r>
-    </w:p>
-    <w:p>
-      <w:pPr>
-        <w:pStyle w:val="BodyText"/>
-      </w:pPr>
-      <w:r>
-        <w:t xml:space="preserve">DIMA: Можно? Простите, я стоял у двери. Я не подслушивал. Я… да, подслушивал.</w:t>
-      </w:r>
-    </w:p>
-    <w:p>
-      <w:pPr>
-        <w:pStyle w:val="BodyText"/>
-      </w:pPr>
-      <w:r>
-        <w:t xml:space="preserve">ALEKSEY: Заходи, Дима. Всё равно все узнают.</w:t>
-      </w:r>
-    </w:p>
-    <w:p>
-      <w:pPr>
-        <w:pStyle w:val="BodyText"/>
-      </w:pPr>
-      <w:r>
-        <w:t xml:space="preserve">DIMA: Пятнадцать — это из продаж тоже?</w:t>
-      </w:r>
-    </w:p>
-    <w:p>
-      <w:pPr>
-        <w:pStyle w:val="BodyText"/>
-      </w:pPr>
-      <w:r>
-        <w:t xml:space="preserve">IRINA: Из продаж — шесть. Из линии — три. Обучение — два. Офис — четыре.</w:t>
-      </w:r>
-    </w:p>
-    <w:p>
-      <w:pPr>
-        <w:pStyle w:val="BodyText"/>
-      </w:pPr>
-      <w:r>
-        <w:t xml:space="preserve">DIMA: Шесть из продаж. Это половина моих новых. Тех, кого я учил с осени. Кирилла тоже?</w:t>
-      </w:r>
-    </w:p>
-    <w:p>
-      <w:pPr>
-        <w:pStyle w:val="BodyText"/>
-      </w:pPr>
-      <w:r>
-        <w:t xml:space="preserve">IRINA: Нет. Кирилл — нет. Он один делает «Командировку». Его — нельзя.</w:t>
-      </w:r>
-    </w:p>
-    <w:p>
-      <w:pPr>
-        <w:pStyle w:val="BodyText"/>
-      </w:pPr>
-      <w:r>
-        <w:t xml:space="preserve">OLGA: Кирилл ещё и племянник. Это тоже… считается?</w:t>
-      </w:r>
-    </w:p>
-    <w:p>
-      <w:pPr>
-        <w:pStyle w:val="BodyText"/>
-      </w:pPr>
-      <w:r>
-        <w:t xml:space="preserve">IRINA: Не считается. Считается только «Командировка».</w:t>
-      </w:r>
-    </w:p>
-    <w:p>
-      <w:pPr>
-        <w:pStyle w:val="BodyText"/>
-      </w:pPr>
-      <w:r>
-        <w:t xml:space="preserve">DIMA: А почему не я? Я дороже всех в продажах. Если меня — это уже три человека.</w:t>
-      </w:r>
-    </w:p>
-    <w:p>
-      <w:pPr>
-        <w:pStyle w:val="BodyText"/>
-      </w:pPr>
-      <w:r>
-        <w:t xml:space="preserve">ALEKSEY: Дима, сядь. Никто не предлагает тебя.</w:t>
-      </w:r>
-    </w:p>
-    <w:p>
-      <w:pPr>
-        <w:pStyle w:val="BodyText"/>
-      </w:pPr>
-      <w:r>
-        <w:t xml:space="preserve">IRINA: И не предложит. Я — точно.</w:t>
-      </w:r>
-    </w:p>
-    <w:p>
-      <w:pPr>
-        <w:pStyle w:val="BodyText"/>
-      </w:pPr>
-      <w:r>
-        <w:t xml:space="preserve">DIMA: Я предлагаю. Сам. Я из Ярославля. Я могу вернуться к маме. У неё огород.</w:t>
-      </w:r>
-    </w:p>
-    <w:p>
-      <w:pPr>
-        <w:pStyle w:val="BodyText"/>
-      </w:pPr>
-      <w:r>
-        <w:t xml:space="preserve">OLGA: Дмитрий Сергеевич. Героизм — это не цифра. Ирина его не примет.</w:t>
-      </w:r>
-    </w:p>
-    <w:p>
-      <w:pPr>
-        <w:pStyle w:val="BodyText"/>
-      </w:pPr>
-      <w:r>
-        <w:t xml:space="preserve">IRINA: Не приму. Ты — система продаж. Без тебя шесть новых — просто шесть людей с телефонами.</w:t>
-      </w:r>
-    </w:p>
-    <w:p>
-      <w:pPr>
-        <w:pStyle w:val="BodyText"/>
-      </w:pPr>
-      <w:r>
-        <w:t xml:space="preserve">DIMA: Значит, я — система. А они — люди с телефонами. Это… это обидно. За них.</w:t>
-      </w:r>
-    </w:p>
-    <w:p>
-      <w:pPr>
-        <w:pStyle w:val="BodyText"/>
-      </w:pPr>
-      <w:r>
-        <w:t xml:space="preserve">IRINA: Это не обидно. Это правда. Правда часто обидная. Дима, мне эта цифра не нравится больше, чем тебе. Я считала её ночью. Три раза. Каждый раз надеялась, что ошиблась. Я никогда так не хотела ошибиться.</w:t>
-      </w:r>
-    </w:p>
-    <w:p>
-      <w:pPr>
-        <w:pStyle w:val="BodyText"/>
-      </w:pPr>
-      <w:r>
-        <w:t xml:space="preserve">ALEKSEY: И не ошиблись?</w:t>
-      </w:r>
-    </w:p>
-    <w:p>
-      <w:pPr>
-        <w:pStyle w:val="BodyText"/>
-      </w:pPr>
-      <w:r>
-        <w:t xml:space="preserve">IRINA: Не ошиблась. В цифрах я не ошибаюсь. Только во времени. Как в ноябре.</w:t>
-      </w:r>
-    </w:p>
-    <w:p>
-      <w:pPr>
-        <w:pStyle w:val="BodyText"/>
-      </w:pPr>
-      <w:r>
-        <w:t xml:space="preserve">OLGA: Тогда вопрос ко времени. Ирина, а если рубль вернётся? Через полгода?</w:t>
-      </w:r>
-    </w:p>
-    <w:p>
-      <w:pPr>
-        <w:pStyle w:val="BodyText"/>
-      </w:pPr>
-      <w:r>
-        <w:t xml:space="preserve">IRINA: Тогда сокращение — ошибка. Дорогая. Потом будем искать людей снова. И учить снова. Это ещё дороже.</w:t>
-      </w:r>
-    </w:p>
-    <w:p>
-      <w:pPr>
-        <w:pStyle w:val="BodyText"/>
-      </w:pPr>
-      <w:r>
-        <w:t xml:space="preserve">ALEKSEY: Значит, вы сами не уверены.</w:t>
-      </w:r>
-    </w:p>
-    <w:p>
-      <w:pPr>
-        <w:pStyle w:val="BodyText"/>
-      </w:pPr>
-      <w:r>
-        <w:t xml:space="preserve">IRINA: Я уверена в цифре. Я не уверена в курсе. Никто не уверен в курсе. Даже Центробанк.</w:t>
+        <w:t xml:space="preserve">IRINA: Я знаю, я всё посчитала. Предупреждение — в апреле, увольнение — в июне, выходные пособия — ещё два-три месяца. Экономия начнётся только в сентябре.</w:t>
+      </w:r>
+    </w:p>
+    <w:p>
+      <w:pPr>
+        <w:pStyle w:val="BodyText"/>
+      </w:pPr>
+      <w:r>
+        <w:t xml:space="preserve">ALEKSEY: В сентябре? Тогда зачем начинать сейчас, если до сентября ещё полгода?</w:t>
+      </w:r>
+    </w:p>
+    <w:p>
+      <w:pPr>
+        <w:pStyle w:val="BodyText"/>
+      </w:pPr>
+      <w:r>
+        <w:t xml:space="preserve">IRINA: Затем, что если не начать сейчас, в сентябре придётся сокращать не пятнадцать, а сорок, или вообще закрыться. Я это видела много раз: компании, которые ждали, пока станет понятно. А понятно становилось в последний день, когда уже ничего нельзя было сделать.</w:t>
+      </w:r>
+    </w:p>
+    <w:p>
+      <w:pPr>
+        <w:pStyle w:val="BodyText"/>
+      </w:pPr>
+      <w:r>
+        <w:t xml:space="preserve">ALEKSEY: Где вы это видели? В учебнике?</w:t>
+      </w:r>
+    </w:p>
+    <w:p>
+      <w:pPr>
+        <w:pStyle w:val="BodyText"/>
+      </w:pPr>
+      <w:r>
+        <w:t xml:space="preserve">IRINA: Не в учебнике, а на аудитах, восемь лет подряд. Я приходила в компании, которые «не хотели резать людей». Директора там были хорошие и добрые. А через год этих компаний уже не было: ни людей, ни директоров, ни самих компаний.</w:t>
+      </w:r>
+    </w:p>
+    <w:p>
+      <w:pPr>
+        <w:pStyle w:val="BodyText"/>
+      </w:pPr>
+      <w:r>
+        <w:t xml:space="preserve">OLGA: Это правда, я тоже это видела в девяностых. Закрывались целые заводы.</w:t>
+      </w:r>
+    </w:p>
+    <w:p>
+      <w:pPr>
+        <w:pStyle w:val="BodyText"/>
+      </w:pPr>
+      <w:r>
+        <w:t xml:space="preserve">ALEKSEY: А я видел один завод — завод отца. Три тысячи человек и одна бумага на воротах, в пятницу.</w:t>
+      </w:r>
+    </w:p>
+    <w:p>
+      <w:pPr>
+        <w:pStyle w:val="BodyText"/>
+      </w:pPr>
+      <w:r>
+        <w:t xml:space="preserve">IRINA: Вот. Ваш отец потерял работу потому, что завод не резал вовремя, а потом сократил сразу всех.</w:t>
+      </w:r>
+    </w:p>
+    <w:p>
+      <w:pPr>
+        <w:pStyle w:val="BodyText"/>
+      </w:pPr>
+      <w:r>
+        <w:t xml:space="preserve">ALEKSEY: Мой отец потерял работу потому, что новый хозяин считал людей строчками. Как вы сейчас.</w:t>
+      </w:r>
+    </w:p>
+    <w:p>
+      <w:pPr>
+        <w:pStyle w:val="BodyText"/>
+      </w:pPr>
+      <w:r>
+        <w:t xml:space="preserve">OLGA: Алексей, стоп. Остановитесь, пока не поздно.</w:t>
+      </w:r>
+    </w:p>
+    <w:p>
+      <w:pPr>
+        <w:pStyle w:val="BodyText"/>
+      </w:pPr>
+      <w:r>
+        <w:t xml:space="preserve">IRINA: Нет, пусть договорит, раз уж начал. Это я, по-вашему, считаю людей строчками?</w:t>
+      </w:r>
+    </w:p>
+    <w:p>
+      <w:pPr>
+        <w:pStyle w:val="BodyText"/>
+      </w:pPr>
+      <w:r>
+        <w:t xml:space="preserve">ALEKSEY: Вы сказали «пятнадцать», а не «Аля, Антон, Наташа». Просто пятнадцать.</w:t>
+      </w:r>
+    </w:p>
+    <w:p>
+      <w:pPr>
+        <w:pStyle w:val="BodyText"/>
+      </w:pPr>
+      <w:r>
+        <w:t xml:space="preserve">IRINA: Я сказала «пятнадцать», потому что моя работа — назвать цифру. Имена — ваша работа. Я не знаю, кто из них плачет по ночам, но знаю, что через полгода плакать будут все восемьдесят пять, если мы сейчас ничего не сделаем.</w:t>
+      </w:r>
+    </w:p>
+    <w:p>
+      <w:pPr>
+        <w:pStyle w:val="BodyText"/>
+      </w:pPr>
+      <w:r>
+        <w:t xml:space="preserve">DIMA: Можно? Простите, я стоял у двери. Я не подслушивал. Хотя нет… да, подслушивал.</w:t>
+      </w:r>
+    </w:p>
+    <w:p>
+      <w:pPr>
+        <w:pStyle w:val="BodyText"/>
+      </w:pPr>
+      <w:r>
+        <w:t xml:space="preserve">ALEKSEY: Заходи, Дима, и садись. Всё равно скоро об этом узнают все.</w:t>
+      </w:r>
+    </w:p>
+    <w:p>
+      <w:pPr>
+        <w:pStyle w:val="BodyText"/>
+      </w:pPr>
+      <w:r>
+        <w:t xml:space="preserve">DIMA: А в эти пятнадцать входят люди из продаж тоже?</w:t>
+      </w:r>
+    </w:p>
+    <w:p>
+      <w:pPr>
+        <w:pStyle w:val="BodyText"/>
+      </w:pPr>
+      <w:r>
+        <w:t xml:space="preserve">IRINA: Из продаж — шесть человек, с линии — три, из обучения — два, а из офиса — четыре.</w:t>
+      </w:r>
+    </w:p>
+    <w:p>
+      <w:pPr>
+        <w:pStyle w:val="BodyText"/>
+      </w:pPr>
+      <w:r>
+        <w:t xml:space="preserve">DIMA: Шесть из продаж — это половина моих новых, тех, кого я учил с осени. А Кирилл тоже в списке?</w:t>
+      </w:r>
+    </w:p>
+    <w:p>
+      <w:pPr>
+        <w:pStyle w:val="BodyText"/>
+      </w:pPr>
+      <w:r>
+        <w:t xml:space="preserve">IRINA: Нет, Кирилла там нет. Он один делает «Командировку», поэтому его трогать нельзя.</w:t>
+      </w:r>
+    </w:p>
+    <w:p>
+      <w:pPr>
+        <w:pStyle w:val="BodyText"/>
+      </w:pPr>
+      <w:r>
+        <w:t xml:space="preserve">OLGA: Кирилл ведь ещё и племянник. Это тоже… считается?</w:t>
+      </w:r>
+    </w:p>
+    <w:p>
+      <w:pPr>
+        <w:pStyle w:val="BodyText"/>
+      </w:pPr>
+      <w:r>
+        <w:t xml:space="preserve">IRINA: Не считается. Считается только «Командировка», и больше ничего.</w:t>
+      </w:r>
+    </w:p>
+    <w:p>
+      <w:pPr>
+        <w:pStyle w:val="BodyText"/>
+      </w:pPr>
+      <w:r>
+        <w:t xml:space="preserve">DIMA: А почему не я? В продажах я дороже всех. Если сократить меня, это уже как три человека.</w:t>
+      </w:r>
+    </w:p>
+    <w:p>
+      <w:pPr>
+        <w:pStyle w:val="BodyText"/>
+      </w:pPr>
+      <w:r>
+        <w:t xml:space="preserve">ALEKSEY: Дима, сядь, пожалуйста. Никто не предлагает тебя.</w:t>
+      </w:r>
+    </w:p>
+    <w:p>
+      <w:pPr>
+        <w:pStyle w:val="BodyText"/>
+      </w:pPr>
+      <w:r>
+        <w:t xml:space="preserve">IRINA: И не предложит, я — точно нет.</w:t>
+      </w:r>
+    </w:p>
+    <w:p>
+      <w:pPr>
+        <w:pStyle w:val="BodyText"/>
+      </w:pPr>
+      <w:r>
+        <w:t xml:space="preserve">DIMA: А я предлагаю, сам. Я из Ярославля и могу вернуться к маме, у неё есть огород.</w:t>
+      </w:r>
+    </w:p>
+    <w:p>
+      <w:pPr>
+        <w:pStyle w:val="BodyText"/>
+      </w:pPr>
+      <w:r>
+        <w:t xml:space="preserve">OLGA: Дмитрий Сергеевич, героизм — это не цифра. Ирина его не примет, и правильно сделает.</w:t>
+      </w:r>
+    </w:p>
+    <w:p>
+      <w:pPr>
+        <w:pStyle w:val="BodyText"/>
+      </w:pPr>
+      <w:r>
+        <w:t xml:space="preserve">IRINA: Не приму. Ты — система продаж, а без тебя шесть новых — это просто шесть человек с телефонами.</w:t>
+      </w:r>
+    </w:p>
+    <w:p>
+      <w:pPr>
+        <w:pStyle w:val="BodyText"/>
+      </w:pPr>
+      <w:r>
+        <w:t xml:space="preserve">DIMA: Значит, я система, а они просто люди с телефонами? Это… это обидно, только не за меня, а за них.</w:t>
+      </w:r>
+    </w:p>
+    <w:p>
+      <w:pPr>
+        <w:pStyle w:val="BodyText"/>
+      </w:pPr>
+      <w:r>
+        <w:t xml:space="preserve">IRINA: Это не обидно, это правда, а правда часто бывает обидной. Дима, мне эта цифра не нравится больше, чем тебе. Я считала её ночью три раза и каждый раз надеялась, что ошиблась. Я никогда в жизни так не хотела ошибиться, как этой ночью.</w:t>
+      </w:r>
+    </w:p>
+    <w:p>
+      <w:pPr>
+        <w:pStyle w:val="BodyText"/>
+      </w:pPr>
+      <w:r>
+        <w:t xml:space="preserve">ALEKSEY: И что, вы так и не ошиблись?</w:t>
+      </w:r>
+    </w:p>
+    <w:p>
+      <w:pPr>
+        <w:pStyle w:val="BodyText"/>
+      </w:pPr>
+      <w:r>
+        <w:t xml:space="preserve">IRINA: Не ошиблась. В цифрах я не ошибаюсь, я ошибаюсь только во времени, как в ноябре.</w:t>
+      </w:r>
+    </w:p>
+    <w:p>
+      <w:pPr>
+        <w:pStyle w:val="BodyText"/>
+      </w:pPr>
+      <w:r>
+        <w:t xml:space="preserve">OLGA: Тогда у меня вопрос как раз ко времени. Ирина, а если рубль вернётся через полгода?</w:t>
+      </w:r>
+    </w:p>
+    <w:p>
+      <w:pPr>
+        <w:pStyle w:val="BodyText"/>
+      </w:pPr>
+      <w:r>
+        <w:t xml:space="preserve">IRINA: Тогда сокращение окажется ошибкой, и дорогой. Потом мы будем снова искать людей и снова их учить, а это ещё дороже.</w:t>
+      </w:r>
+    </w:p>
+    <w:p>
+      <w:pPr>
+        <w:pStyle w:val="BodyText"/>
+      </w:pPr>
+      <w:r>
+        <w:t xml:space="preserve">ALEKSEY: Значит, вы и сами не уверены, что это правильно.</w:t>
+      </w:r>
+    </w:p>
+    <w:p>
+      <w:pPr>
+        <w:pStyle w:val="BodyText"/>
+      </w:pPr>
+      <w:r>
+        <w:t xml:space="preserve">IRINA: В цифре я уверена, а в курсе — нет. В курсе никто не уверен, даже Центробанк.</w:t>
       </w:r>
     </w:p>
     <w:bookmarkEnd w:id="22"/>
@@ -1554,239 +1554,239 @@
         <w:pStyle w:val="FirstParagraph"/>
       </w:pPr>
       <w:r>
-        <w:t xml:space="preserve">ALEKSEY: Ирина. Можно я скажу одно? Без цифр.</w:t>
-      </w:r>
-    </w:p>
-    <w:p>
-      <w:pPr>
-        <w:pStyle w:val="BodyText"/>
-      </w:pPr>
-      <w:r>
-        <w:t xml:space="preserve">IRINA: Говорите.</w:t>
-      </w:r>
-    </w:p>
-    <w:p>
-      <w:pPr>
-        <w:pStyle w:val="BodyText"/>
-      </w:pPr>
-      <w:r>
-        <w:t xml:space="preserve">ALEKSEY: Год назад Аля написала письмо: «Я — поле в таблице». Мы тогда сказали: это мы виноваты, мы сделали людей полями. Мы обещали — больше никогда. Я сам ей звонил в пять утра. А сейчас вы предлагаете пятнадцать полей.</w:t>
-      </w:r>
-    </w:p>
-    <w:p>
-      <w:pPr>
-        <w:pStyle w:val="BodyText"/>
-      </w:pPr>
-      <w:r>
-        <w:t xml:space="preserve">IRINA: Это нечестно, Алексей.</w:t>
-      </w:r>
-    </w:p>
-    <w:p>
-      <w:pPr>
-        <w:pStyle w:val="BodyText"/>
-      </w:pPr>
-      <w:r>
-        <w:t xml:space="preserve">ALEKSEY: Почему нечестно?</w:t>
-      </w:r>
-    </w:p>
-    <w:p>
-      <w:pPr>
-        <w:pStyle w:val="BodyText"/>
-      </w:pPr>
-      <w:r>
-        <w:t xml:space="preserve">IRINA: Потому что Аля писала про тишину. Про то, что ей никто не говорил «спасибо». А я говорю про деньги, которых нет. Это разные вещи. Вы их смешиваете, потому что так вам легче сказать «нет».</w:t>
-      </w:r>
-    </w:p>
-    <w:p>
-      <w:pPr>
-        <w:pStyle w:val="BodyText"/>
-      </w:pPr>
-      <w:r>
-        <w:t xml:space="preserve">OLGA: Ирина права. Это разные вещи.</w:t>
-      </w:r>
-    </w:p>
-    <w:p>
-      <w:pPr>
-        <w:pStyle w:val="BodyText"/>
-      </w:pPr>
-      <w:r>
-        <w:t xml:space="preserve">ALEKSEY: Ольга Петровна, вы на чьей стороне?</w:t>
-      </w:r>
-    </w:p>
-    <w:p>
-      <w:pPr>
-        <w:pStyle w:val="BodyText"/>
-      </w:pPr>
-      <w:r>
-        <w:t xml:space="preserve">OLGA: На стороне компании. Это третья сторона. Её всегда забывают, когда двое ругаются.</w:t>
-      </w:r>
-    </w:p>
-    <w:p>
-      <w:pPr>
-        <w:pStyle w:val="BodyText"/>
-      </w:pPr>
-      <w:r>
-        <w:t xml:space="preserve">IRINA: Я выйду. Пять минут. Мне нужно… Я выйду.</w:t>
-      </w:r>
-    </w:p>
-    <w:p>
-      <w:pPr>
-        <w:pStyle w:val="BodyText"/>
-      </w:pPr>
-      <w:r>
-        <w:t xml:space="preserve">DIMA: Она… Ирина Сергеевна никогда не выходила. За пять лет.</w:t>
-      </w:r>
-    </w:p>
-    <w:p>
-      <w:pPr>
-        <w:pStyle w:val="BodyText"/>
-      </w:pPr>
-      <w:r>
-        <w:t xml:space="preserve">ALEKSEY: Никогда. Даже когда налоговая. Даже когда Бойко.</w:t>
-      </w:r>
-    </w:p>
-    <w:p>
-      <w:pPr>
-        <w:pStyle w:val="BodyText"/>
-      </w:pPr>
-      <w:r>
-        <w:t xml:space="preserve">OLGA: Не выходила. Потому что раньше никто не называл её цифры «полями». Алексей, это было больно. Вы это знаете.</w:t>
-      </w:r>
-    </w:p>
-    <w:p>
-      <w:pPr>
-        <w:pStyle w:val="BodyText"/>
-      </w:pPr>
-      <w:r>
-        <w:t xml:space="preserve">ALEKSEY: Знаю. Я хотел, чтобы было больно. Это хуже.</w:t>
-      </w:r>
-    </w:p>
-    <w:p>
-      <w:pPr>
-        <w:pStyle w:val="BodyText"/>
-      </w:pPr>
-      <w:r>
-        <w:t xml:space="preserve">OLGA: Вот. Теперь вы понимаете, что сказали. Это уже половина извинения. Вторая половина — за дверью.</w:t>
-      </w:r>
-    </w:p>
-    <w:p>
-      <w:pPr>
-        <w:pStyle w:val="BodyText"/>
-      </w:pPr>
-      <w:r>
-        <w:t xml:space="preserve">DIMA: Я схожу? Я принесу ей чай. С чабрецом.</w:t>
-      </w:r>
-    </w:p>
-    <w:p>
-      <w:pPr>
-        <w:pStyle w:val="BodyText"/>
-      </w:pPr>
-      <w:r>
-        <w:t xml:space="preserve">OLGA: Не ходи, Дима. Это не твоё. Это между ними. Пять лет между ними. Сядь.</w:t>
-      </w:r>
-    </w:p>
-    <w:p>
-      <w:pPr>
-        <w:pStyle w:val="BodyText"/>
-      </w:pPr>
-      <w:r>
-        <w:t xml:space="preserve">DIMA: Понял. Сижу. Пью её чай сам.</w:t>
-      </w:r>
-    </w:p>
-    <w:p>
-      <w:pPr>
-        <w:pStyle w:val="BodyText"/>
-      </w:pPr>
-      <w:r>
-        <w:t xml:space="preserve">ALEKSEY: Ольга Петровна. Если она права? Если в сентябре — сорок?</w:t>
-      </w:r>
-    </w:p>
-    <w:p>
-      <w:pPr>
-        <w:pStyle w:val="BodyText"/>
-      </w:pPr>
-      <w:r>
-        <w:t xml:space="preserve">OLGA: Тогда в сентябре вы будете жалеть, что не послушали. А если она не права — она будет жалеть до конца жизни, что уволила пятнадцать зря. Она такая. Она будет помнить каждое имя. Хотя говорит «пятнадцать».</w:t>
-      </w:r>
-    </w:p>
-    <w:p>
-      <w:pPr>
-        <w:pStyle w:val="BodyText"/>
-      </w:pPr>
-      <w:r>
-        <w:t xml:space="preserve">ALEKSEY: Она будет помнить имена?</w:t>
-      </w:r>
-    </w:p>
-    <w:p>
-      <w:pPr>
-        <w:pStyle w:val="BodyText"/>
-      </w:pPr>
-      <w:r>
-        <w:t xml:space="preserve">OLGA: Алексей, она знает дни рождения всех восьмидесяти пяти. Каждому — открытка. Сама подписывает. Вы не знали?</w:t>
-      </w:r>
-    </w:p>
-    <w:p>
-      <w:pPr>
-        <w:pStyle w:val="BodyText"/>
-      </w:pPr>
-      <w:r>
-        <w:t xml:space="preserve">ALEKSEY: Я думал — это отдел кадров.</w:t>
-      </w:r>
-    </w:p>
-    <w:p>
-      <w:pPr>
-        <w:pStyle w:val="BodyText"/>
-      </w:pPr>
-      <w:r>
-        <w:t xml:space="preserve">OLGA: У нас нет отдела кадров. У нас есть Ирина. Которая говорит «пятнадцать», чтобы не говорить «Наташа». Потому что если она скажет «Наташа» — она не сможет. А кто-то должен смочь. Она взяла это на себя. Как всегда.</w:t>
-      </w:r>
-    </w:p>
-    <w:p>
-      <w:pPr>
-        <w:pStyle w:val="BodyText"/>
-      </w:pPr>
-      <w:r>
-        <w:t xml:space="preserve">DIMA: Я не знал. Про открытки. Мне она в прошлом году подписала: «Дима, не продавай быстрее, чем живёшь».</w:t>
-      </w:r>
-    </w:p>
-    <w:p>
-      <w:pPr>
-        <w:pStyle w:val="BodyText"/>
-      </w:pPr>
-      <w:r>
-        <w:t xml:space="preserve">ALEKSEY: Мне она тоже писала. «С днём рождения. Спите». Я думал — шутка.</w:t>
-      </w:r>
-    </w:p>
-    <w:p>
-      <w:pPr>
-        <w:pStyle w:val="BodyText"/>
-      </w:pPr>
-      <w:r>
-        <w:t xml:space="preserve">OLGA: Вот. Это Ирина. Цифры — снаружи. Внутри — открытки.</w:t>
-      </w:r>
-    </w:p>
-    <w:p>
-      <w:pPr>
-        <w:pStyle w:val="BodyText"/>
-      </w:pPr>
-      <w:r>
-        <w:t xml:space="preserve">ALEKSEY: Я иду.</w:t>
-      </w:r>
-    </w:p>
-    <w:p>
-      <w:pPr>
-        <w:pStyle w:val="BodyText"/>
-      </w:pPr>
-      <w:r>
-        <w:t xml:space="preserve">OLGA: Идите. И без «но». Извинения без «но». Как письмо без «вынуждены».</w:t>
-      </w:r>
-    </w:p>
-    <w:p>
-      <w:pPr>
-        <w:pStyle w:val="BodyText"/>
-      </w:pPr>
-      <w:r>
-        <w:t xml:space="preserve">DIMA: Я посторожу дверь. Чтобы никто не вышел на лестницу.</w:t>
+        <w:t xml:space="preserve">ALEKSEY: Ирина, можно я скажу одну вещь? Без всяких цифр.</w:t>
+      </w:r>
+    </w:p>
+    <w:p>
+      <w:pPr>
+        <w:pStyle w:val="BodyText"/>
+      </w:pPr>
+      <w:r>
+        <w:t xml:space="preserve">IRINA: Говорите, я вас слушаю, хотя догадываюсь, что вы скажете.</w:t>
+      </w:r>
+    </w:p>
+    <w:p>
+      <w:pPr>
+        <w:pStyle w:val="BodyText"/>
+      </w:pPr>
+      <w:r>
+        <w:t xml:space="preserve">ALEKSEY: Год назад Аля написала письмо: «Я — поле в таблице». Тогда мы сказали, что это наша вина, что это мы сделали людей полями, и пообещали, что больше никогда. Я сам звонил ей в пять утра. А сейчас вы предлагаете пятнадцать полей.</w:t>
+      </w:r>
+    </w:p>
+    <w:p>
+      <w:pPr>
+        <w:pStyle w:val="BodyText"/>
+      </w:pPr>
+      <w:r>
+        <w:t xml:space="preserve">IRINA: Это нечестно, Алексей, и вы это знаете.</w:t>
+      </w:r>
+    </w:p>
+    <w:p>
+      <w:pPr>
+        <w:pStyle w:val="BodyText"/>
+      </w:pPr>
+      <w:r>
+        <w:t xml:space="preserve">ALEKSEY: Почему же нечестно? Объясните мне, пожалуйста, я правда хочу понять.</w:t>
+      </w:r>
+    </w:p>
+    <w:p>
+      <w:pPr>
+        <w:pStyle w:val="BodyText"/>
+      </w:pPr>
+      <w:r>
+        <w:t xml:space="preserve">IRINA: Потому что Аля писала про тишину, про то, что ей никто не говорил «спасибо». А я говорю про деньги, которых нет. Это разные вещи, а вы их смешиваете, потому что так вам легче сказать «нет».</w:t>
+      </w:r>
+    </w:p>
+    <w:p>
+      <w:pPr>
+        <w:pStyle w:val="BodyText"/>
+      </w:pPr>
+      <w:r>
+        <w:t xml:space="preserve">OLGA: Ирина права, Алексей. Это действительно разные вещи.</w:t>
+      </w:r>
+    </w:p>
+    <w:p>
+      <w:pPr>
+        <w:pStyle w:val="BodyText"/>
+      </w:pPr>
+      <w:r>
+        <w:t xml:space="preserve">ALEKSEY: Ольга Петровна, а вы-то на чьей стороне?</w:t>
+      </w:r>
+    </w:p>
+    <w:p>
+      <w:pPr>
+        <w:pStyle w:val="BodyText"/>
+      </w:pPr>
+      <w:r>
+        <w:t xml:space="preserve">OLGA: На стороне компании. Это третья сторона, о которой всегда забывают, когда двое ругаются.</w:t>
+      </w:r>
+    </w:p>
+    <w:p>
+      <w:pPr>
+        <w:pStyle w:val="BodyText"/>
+      </w:pPr>
+      <w:r>
+        <w:t xml:space="preserve">IRINA: Я выйду на пять минут. Мне нужно… Я просто выйду.</w:t>
+      </w:r>
+    </w:p>
+    <w:p>
+      <w:pPr>
+        <w:pStyle w:val="BodyText"/>
+      </w:pPr>
+      <w:r>
+        <w:t xml:space="preserve">DIMA: Она… Ирина Сергеевна за пять лет ни разу не выходила из комнаты.</w:t>
+      </w:r>
+    </w:p>
+    <w:p>
+      <w:pPr>
+        <w:pStyle w:val="BodyText"/>
+      </w:pPr>
+      <w:r>
+        <w:t xml:space="preserve">ALEKSEY: Ни разу. Ни когда приходила налоговая, ни когда был Бойко.</w:t>
+      </w:r>
+    </w:p>
+    <w:p>
+      <w:pPr>
+        <w:pStyle w:val="BodyText"/>
+      </w:pPr>
+      <w:r>
+        <w:t xml:space="preserve">OLGA: Не выходила, потому что раньше никто не называл её цифры «полями». Алексей, вы сделали ей больно, и вы это знаете.</w:t>
+      </w:r>
+    </w:p>
+    <w:p>
+      <w:pPr>
+        <w:pStyle w:val="BodyText"/>
+      </w:pPr>
+      <w:r>
+        <w:t xml:space="preserve">ALEKSEY: Знаю. Хуже того, я хотел, чтобы ей было больно.</w:t>
+      </w:r>
+    </w:p>
+    <w:p>
+      <w:pPr>
+        <w:pStyle w:val="BodyText"/>
+      </w:pPr>
+      <w:r>
+        <w:t xml:space="preserve">OLGA: Вот. Теперь вы понимаете, что сказали, и это уже половина извинения. А вторая половина — за дверью.</w:t>
+      </w:r>
+    </w:p>
+    <w:p>
+      <w:pPr>
+        <w:pStyle w:val="BodyText"/>
+      </w:pPr>
+      <w:r>
+        <w:t xml:space="preserve">DIMA: Можно я схожу к ней? Я принесу ей чай с чабрецом.</w:t>
+      </w:r>
+    </w:p>
+    <w:p>
+      <w:pPr>
+        <w:pStyle w:val="BodyText"/>
+      </w:pPr>
+      <w:r>
+        <w:t xml:space="preserve">OLGA: Не ходи, Дима, это не твоё дело. Это между ними, и уже пять лет между ними. Сядь.</w:t>
+      </w:r>
+    </w:p>
+    <w:p>
+      <w:pPr>
+        <w:pStyle w:val="BodyText"/>
+      </w:pPr>
+      <w:r>
+        <w:t xml:space="preserve">DIMA: Понял, сижу. Тогда её чай я выпью сам.</w:t>
+      </w:r>
+    </w:p>
+    <w:p>
+      <w:pPr>
+        <w:pStyle w:val="BodyText"/>
+      </w:pPr>
+      <w:r>
+        <w:t xml:space="preserve">ALEKSEY: Ольга Петровна, а если она права? Если в сентябре придётся сократить сорок?</w:t>
+      </w:r>
+    </w:p>
+    <w:p>
+      <w:pPr>
+        <w:pStyle w:val="BodyText"/>
+      </w:pPr>
+      <w:r>
+        <w:t xml:space="preserve">OLGA: Тогда в сентябре вы будете жалеть, что не послушали её. А если она не права, она будет до конца жизни жалеть, что уволила пятнадцать человек зря. Она такая. Она будет помнить каждое имя, хотя сейчас говорит «пятнадцать».</w:t>
+      </w:r>
+    </w:p>
+    <w:p>
+      <w:pPr>
+        <w:pStyle w:val="BodyText"/>
+      </w:pPr>
+      <w:r>
+        <w:t xml:space="preserve">ALEKSEY: Вы думаете, она будет помнить все имена, даже через много лет?</w:t>
+      </w:r>
+    </w:p>
+    <w:p>
+      <w:pPr>
+        <w:pStyle w:val="BodyText"/>
+      </w:pPr>
+      <w:r>
+        <w:t xml:space="preserve">OLGA: Алексей, она знает дни рождения всех восьмидесяти пяти. Каждому она дарит открытку и сама её подписывает. Вы что, не знали?</w:t>
+      </w:r>
+    </w:p>
+    <w:p>
+      <w:pPr>
+        <w:pStyle w:val="BodyText"/>
+      </w:pPr>
+      <w:r>
+        <w:t xml:space="preserve">ALEKSEY: Нет. Я думал, что этим занимается отдел кадров.</w:t>
+      </w:r>
+    </w:p>
+    <w:p>
+      <w:pPr>
+        <w:pStyle w:val="BodyText"/>
+      </w:pPr>
+      <w:r>
+        <w:t xml:space="preserve">OLGA: У нас нет отдела кадров, у нас есть Ирина. Она говорит «пятнадцать», чтобы не говорить «Наташа», потому что если она скажет «Наташа», то не сможет. А кто-то должен смочь, и она взяла это на себя, как всегда.</w:t>
+      </w:r>
+    </w:p>
+    <w:p>
+      <w:pPr>
+        <w:pStyle w:val="BodyText"/>
+      </w:pPr>
+      <w:r>
+        <w:t xml:space="preserve">DIMA: Я не знал про открытки. В прошлом году она подписала мне: «Дима, не продавай быстрее, чем живёшь».</w:t>
+      </w:r>
+    </w:p>
+    <w:p>
+      <w:pPr>
+        <w:pStyle w:val="BodyText"/>
+      </w:pPr>
+      <w:r>
+        <w:t xml:space="preserve">ALEKSEY: Мне она тоже писала: «С днём рождения. Спите». Я думал, что это шутка.</w:t>
+      </w:r>
+    </w:p>
+    <w:p>
+      <w:pPr>
+        <w:pStyle w:val="BodyText"/>
+      </w:pPr>
+      <w:r>
+        <w:t xml:space="preserve">OLGA: Вот это и есть Ирина: снаружи цифры, а внутри открытки.</w:t>
+      </w:r>
+    </w:p>
+    <w:p>
+      <w:pPr>
+        <w:pStyle w:val="BodyText"/>
+      </w:pPr>
+      <w:r>
+        <w:t xml:space="preserve">ALEKSEY: Я иду к ней прямо сейчас.</w:t>
+      </w:r>
+    </w:p>
+    <w:p>
+      <w:pPr>
+        <w:pStyle w:val="BodyText"/>
+      </w:pPr>
+      <w:r>
+        <w:t xml:space="preserve">OLGA: Идите. Только без «но». Извинения без «но» — как письмо без «вынуждены».</w:t>
+      </w:r>
+    </w:p>
+    <w:p>
+      <w:pPr>
+        <w:pStyle w:val="BodyText"/>
+      </w:pPr>
+      <w:r>
+        <w:t xml:space="preserve">DIMA: А я посторожу дверь, чтобы никто не вышел на лестницу.</w:t>
       </w:r>
     </w:p>
     <w:bookmarkEnd w:id="23"/>
@@ -1804,23 +1804,23 @@
         <w:pStyle w:val="FirstParagraph"/>
       </w:pPr>
       <w:r>
-        <w:t xml:space="preserve">ALEKSEY: Ирина. Можно?</w:t>
-      </w:r>
-    </w:p>
-    <w:p>
-      <w:pPr>
-        <w:pStyle w:val="BodyText"/>
-      </w:pPr>
-      <w:r>
-        <w:t xml:space="preserve">IRINA: Это ваш офис. Ваша лестница. Можно.</w:t>
-      </w:r>
-    </w:p>
-    <w:p>
-      <w:pPr>
-        <w:pStyle w:val="BodyText"/>
-      </w:pPr>
-      <w:r>
-        <w:t xml:space="preserve">ALEKSEY: Я сказал плохо. Про строчки. Про поля. Я хотел сделать больно. Это было нечестно. Простите.</w:t>
+        <w:t xml:space="preserve">ALEKSEY: Ирина, можно к вам? Я ненадолго, мне нужно кое-что сказать.</w:t>
+      </w:r>
+    </w:p>
+    <w:p>
+      <w:pPr>
+        <w:pStyle w:val="BodyText"/>
+      </w:pPr>
+      <w:r>
+        <w:t xml:space="preserve">IRINA: Это ваш офис и ваша лестница, так что можно.</w:t>
+      </w:r>
+    </w:p>
+    <w:p>
+      <w:pPr>
+        <w:pStyle w:val="BodyText"/>
+      </w:pPr>
+      <w:r>
+        <w:t xml:space="preserve">ALEKSEY: Я сказал плохо — про строчки, про поля. Я хотел сделать вам больно, и это было нечестно. Простите меня.</w:t>
       </w:r>
     </w:p>
     <w:p>
@@ -1836,167 +1836,167 @@
         <w:pStyle w:val="BodyText"/>
       </w:pPr>
       <w:r>
-        <w:t xml:space="preserve">ALEKSEY: Без «но». Ольга Петровна запретила.</w:t>
-      </w:r>
-    </w:p>
-    <w:p>
-      <w:pPr>
-        <w:pStyle w:val="BodyText"/>
-      </w:pPr>
-      <w:r>
-        <w:t xml:space="preserve">IRINA: Хорошо. Принято. Теперь я скажу. Можно — про себя? Один раз. Без цифр.</w:t>
-      </w:r>
-    </w:p>
-    <w:p>
-      <w:pPr>
-        <w:pStyle w:val="BodyText"/>
-      </w:pPr>
-      <w:r>
-        <w:t xml:space="preserve">ALEKSEY: Можно.</w:t>
-      </w:r>
-    </w:p>
-    <w:p>
-      <w:pPr>
-        <w:pStyle w:val="BodyText"/>
-      </w:pPr>
-      <w:r>
-        <w:t xml:space="preserve">IRINA: В девяносто восьмом мне было шесть. Папа работал в банке. Не большим человеком. Бухгалтером. Банк лопнул в августе. Его сократили одним из первых. Одна бумага. Без открыток. Без «спасибо». Он полгода сидел дома и считал. Каждый вечер. Цифры на кухне. Мама плакала в ванной, чтобы я не слышала. Я слышала.</w:t>
-      </w:r>
-    </w:p>
-    <w:p>
-      <w:pPr>
-        <w:pStyle w:val="BodyText"/>
-      </w:pPr>
-      <w:r>
-        <w:t xml:space="preserve">ALEKSEY: Я не знал. Пять лет — и не знал.</w:t>
-      </w:r>
-    </w:p>
-    <w:p>
-      <w:pPr>
-        <w:pStyle w:val="BodyText"/>
-      </w:pPr>
-      <w:r>
-        <w:t xml:space="preserve">IRINA: Никто не знал. Даже Ольга Петровна. Я стала аудитором, чтобы понимать, почему банк лопнул. И поняла. Банк лопнул не в августе. Он лопнул за год до этого. Когда все знали цифры и никто не хотел резать. Ни расходы, ни людей. Они ждали, что «рубль вернётся».</w:t>
-      </w:r>
-    </w:p>
-    <w:p>
-      <w:pPr>
-        <w:pStyle w:val="BodyText"/>
-      </w:pPr>
-      <w:r>
-        <w:t xml:space="preserve">ALEKSEY: И в августе сократили всех.</w:t>
-      </w:r>
-    </w:p>
-    <w:p>
-      <w:pPr>
-        <w:pStyle w:val="BodyText"/>
-      </w:pPr>
-      <w:r>
-        <w:t xml:space="preserve">IRINA: Всех. Тысячу двести человек. Мой папа был одним из тысячи двухсот. Если бы за год до этого сократили сто — тысяча сто остались бы. И папа — может быть, тоже. Вот почему я говорю «пятнадцать». Чтобы не было «восемьдесят пять».</w:t>
-      </w:r>
-    </w:p>
-    <w:p>
-      <w:pPr>
-        <w:pStyle w:val="BodyText"/>
-      </w:pPr>
-      <w:r>
-        <w:t xml:space="preserve">ALEKSEY: А папа? Сейчас?</w:t>
-      </w:r>
-    </w:p>
-    <w:p>
-      <w:pPr>
-        <w:pStyle w:val="BodyText"/>
-      </w:pPr>
-      <w:r>
-        <w:t xml:space="preserve">IRINA: Сейчас — бухгалтер в школе. Двадцать лет. Каждую осень — тетради с цифрами учеников. Он счастлив. Почти.</w:t>
-      </w:r>
-    </w:p>
-    <w:p>
-      <w:pPr>
-        <w:pStyle w:val="BodyText"/>
-      </w:pPr>
-      <w:r>
-        <w:t xml:space="preserve">ALEKSEY: Ирина… Я понимаю. Теперь понимаю. Но я всё равно не хочу пятнадцать.</w:t>
-      </w:r>
-    </w:p>
-    <w:p>
-      <w:pPr>
-        <w:pStyle w:val="BodyText"/>
-      </w:pPr>
-      <w:r>
-        <w:t xml:space="preserve">IRINA: Я знаю. И я не хочу. Поэтому давайте договоримся. Не сегодня. Не «нет». И не «да».</w:t>
-      </w:r>
-    </w:p>
-    <w:p>
-      <w:pPr>
-        <w:pStyle w:val="BodyText"/>
-      </w:pPr>
-      <w:r>
-        <w:t xml:space="preserve">ALEKSEY: Как в Казахстане? «Пока нет»?</w:t>
-      </w:r>
-    </w:p>
-    <w:p>
-      <w:pPr>
-        <w:pStyle w:val="BodyText"/>
-      </w:pPr>
-      <w:r>
-        <w:t xml:space="preserve">IRINA: Как в Казахстане. Три условия. Первое — заморозка найма. С сегодняшнего дня. Ни одного нового человека.</w:t>
-      </w:r>
-    </w:p>
-    <w:p>
-      <w:pPr>
-        <w:pStyle w:val="BodyText"/>
-      </w:pPr>
-      <w:r>
-        <w:t xml:space="preserve">ALEKSEY: Согласен.</w:t>
-      </w:r>
-    </w:p>
-    <w:p>
-      <w:pPr>
-        <w:pStyle w:val="BodyText"/>
-      </w:pPr>
-      <w:r>
-        <w:t xml:space="preserve">IRINA: Даже тренеров. Даже если Корнилова попросит.</w:t>
-      </w:r>
-    </w:p>
-    <w:p>
-      <w:pPr>
-        <w:pStyle w:val="BodyText"/>
-      </w:pPr>
-      <w:r>
-        <w:t xml:space="preserve">ALEKSEY: Даже если Корнилова. Я сам ей скажу.</w:t>
-      </w:r>
-    </w:p>
-    <w:p>
-      <w:pPr>
-        <w:pStyle w:val="BodyText"/>
-      </w:pPr>
-      <w:r>
-        <w:t xml:space="preserve">IRINA: Второе — я считаю каждый месяц. При всех. Не только при вас. Чтобы все видели, что я не прячу.</w:t>
-      </w:r>
-    </w:p>
-    <w:p>
-      <w:pPr>
-        <w:pStyle w:val="BodyText"/>
-      </w:pPr>
-      <w:r>
-        <w:t xml:space="preserve">ALEKSEY: Согласен. Третье?</w:t>
-      </w:r>
-    </w:p>
-    <w:p>
-      <w:pPr>
-        <w:pStyle w:val="BodyText"/>
-      </w:pPr>
-      <w:r>
-        <w:t xml:space="preserve">IRINA: Третье — если в мае минус больше четырёх миллионов, я кладу на стол список. С именами. Не цифру. Имена. И вы его читаете. Вслух. Каждое имя. При мне и при Ольге Петровне. Если сможете прочитать — подпишете.</w:t>
-      </w:r>
-    </w:p>
-    <w:p>
-      <w:pPr>
-        <w:pStyle w:val="BodyText"/>
-      </w:pPr>
-      <w:r>
-        <w:t xml:space="preserve">ALEKSEY: Вслух. Каждое имя. Согласен.</w:t>
+        <w:t xml:space="preserve">ALEKSEY: Без «но». Ольга Петровна запретила мне «но».</w:t>
+      </w:r>
+    </w:p>
+    <w:p>
+      <w:pPr>
+        <w:pStyle w:val="BodyText"/>
+      </w:pPr>
+      <w:r>
+        <w:t xml:space="preserve">IRINA: Хорошо, извинения приняты. Теперь скажу я. Можно мне один раз рассказать про себя, без цифр?</w:t>
+      </w:r>
+    </w:p>
+    <w:p>
+      <w:pPr>
+        <w:pStyle w:val="BodyText"/>
+      </w:pPr>
+      <w:r>
+        <w:t xml:space="preserve">ALEKSEY: Конечно можно, Ирина. Я слушаю и не буду перебивать.</w:t>
+      </w:r>
+    </w:p>
+    <w:p>
+      <w:pPr>
+        <w:pStyle w:val="BodyText"/>
+      </w:pPr>
+      <w:r>
+        <w:t xml:space="preserve">IRINA: В девяносто восьмом мне было шесть лет. Папа работал в банке, не большим человеком, а бухгалтером. В августе банк лопнул, и его сократили одним из первых: одна бумага, без открыток и без «спасибо». Полгода он сидел дома и каждый вечер считал цифры на кухне. Мама плакала в ванной, чтобы я не слышала. Но я слышала.</w:t>
+      </w:r>
+    </w:p>
+    <w:p>
+      <w:pPr>
+        <w:pStyle w:val="BodyText"/>
+      </w:pPr>
+      <w:r>
+        <w:t xml:space="preserve">ALEKSEY: Я не знал. Пять лет мы работаем вместе — и я не знал.</w:t>
+      </w:r>
+    </w:p>
+    <w:p>
+      <w:pPr>
+        <w:pStyle w:val="BodyText"/>
+      </w:pPr>
+      <w:r>
+        <w:t xml:space="preserve">IRINA: Никто не знал, даже Ольга Петровна. Я стала аудитором, чтобы понять, почему банк лопнул, и я поняла. Банк лопнул не в августе, а за год до этого, когда все знали цифры, но никто не хотел резать — ни расходы, ни людей. Все ждали, что «рубль вернётся».</w:t>
+      </w:r>
+    </w:p>
+    <w:p>
+      <w:pPr>
+        <w:pStyle w:val="BodyText"/>
+      </w:pPr>
+      <w:r>
+        <w:t xml:space="preserve">ALEKSEY: А в августе сократили сразу всех.</w:t>
+      </w:r>
+    </w:p>
+    <w:p>
+      <w:pPr>
+        <w:pStyle w:val="BodyText"/>
+      </w:pPr>
+      <w:r>
+        <w:t xml:space="preserve">IRINA: Всех. Тысячу двести человек. Мой папа был одним из тысячи двухсот. Если бы за год до этого сократили сто — тысяча сто остались бы. И папа — может быть, тоже. Вот почему я говорю «пятнадцать». Чтобы не было «восемьдесят пять», как тогда в нашем банке.</w:t>
+      </w:r>
+    </w:p>
+    <w:p>
+      <w:pPr>
+        <w:pStyle w:val="BodyText"/>
+      </w:pPr>
+      <w:r>
+        <w:t xml:space="preserve">ALEKSEY: А папа? Что с ним сейчас?</w:t>
+      </w:r>
+    </w:p>
+    <w:p>
+      <w:pPr>
+        <w:pStyle w:val="BodyText"/>
+      </w:pPr>
+      <w:r>
+        <w:t xml:space="preserve">IRINA: Сейчас он уже двадцать лет работает бухгалтером в школе. Каждую осень у него тетради с цифрами учеников, и он счастлив. Почти.</w:t>
+      </w:r>
+    </w:p>
+    <w:p>
+      <w:pPr>
+        <w:pStyle w:val="BodyText"/>
+      </w:pPr>
+      <w:r>
+        <w:t xml:space="preserve">ALEKSEY: Ирина… Теперь я понимаю. Но я всё равно не хочу сокращать пятнадцать человек.</w:t>
+      </w:r>
+    </w:p>
+    <w:p>
+      <w:pPr>
+        <w:pStyle w:val="BodyText"/>
+      </w:pPr>
+      <w:r>
+        <w:t xml:space="preserve">IRINA: Я знаю, и я тоже не хочу. Поэтому давайте договоримся: не сегодня, не «нет» и не «да».</w:t>
+      </w:r>
+    </w:p>
+    <w:p>
+      <w:pPr>
+        <w:pStyle w:val="BodyText"/>
+      </w:pPr>
+      <w:r>
+        <w:t xml:space="preserve">ALEKSEY: Как с Казахстаном? «Пока нет»?</w:t>
+      </w:r>
+    </w:p>
+    <w:p>
+      <w:pPr>
+        <w:pStyle w:val="BodyText"/>
+      </w:pPr>
+      <w:r>
+        <w:t xml:space="preserve">IRINA: Как с Казахстаном, но с тремя условиями. Первое — заморозка найма с сегодняшнего дня. Ни одного нового человека.</w:t>
+      </w:r>
+    </w:p>
+    <w:p>
+      <w:pPr>
+        <w:pStyle w:val="BodyText"/>
+      </w:pPr>
+      <w:r>
+        <w:t xml:space="preserve">ALEKSEY: Согласен, это разумно, хотя продажам будет тяжело.</w:t>
+      </w:r>
+    </w:p>
+    <w:p>
+      <w:pPr>
+        <w:pStyle w:val="BodyText"/>
+      </w:pPr>
+      <w:r>
+        <w:t xml:space="preserve">IRINA: Даже тренеров не берём, даже если попросит Корнилова.</w:t>
+      </w:r>
+    </w:p>
+    <w:p>
+      <w:pPr>
+        <w:pStyle w:val="BodyText"/>
+      </w:pPr>
+      <w:r>
+        <w:t xml:space="preserve">ALEKSEY: Даже если Корнилова. Я сам ей об этом скажу.</w:t>
+      </w:r>
+    </w:p>
+    <w:p>
+      <w:pPr>
+        <w:pStyle w:val="BodyText"/>
+      </w:pPr>
+      <w:r>
+        <w:t xml:space="preserve">IRINA: Второе — я считаю каждый месяц при всех, а не только при вас, чтобы все видели, что я ничего не прячу.</w:t>
+      </w:r>
+    </w:p>
+    <w:p>
+      <w:pPr>
+        <w:pStyle w:val="BodyText"/>
+      </w:pPr>
+      <w:r>
+        <w:t xml:space="preserve">ALEKSEY: Согласен, пусть видят все. А какое третье условие?</w:t>
+      </w:r>
+    </w:p>
+    <w:p>
+      <w:pPr>
+        <w:pStyle w:val="BodyText"/>
+      </w:pPr>
+      <w:r>
+        <w:t xml:space="preserve">IRINA: Третье — если в мае минус будет больше четырёх миллионов, я кладу на стол список. С именами, а не цифру. И вы читаете его вслух, каждое имя, при мне и при Ольге Петровне. Если вы сможете прочитать — подпишете.</w:t>
+      </w:r>
+    </w:p>
+    <w:p>
+      <w:pPr>
+        <w:pStyle w:val="BodyText"/>
+      </w:pPr>
+      <w:r>
+        <w:t xml:space="preserve">ALEKSEY: Вслух, каждое имя. Я согласен.</w:t>
       </w:r>
     </w:p>
     <w:bookmarkEnd w:id="24"/>
@@ -2014,119 +2014,119 @@
         <w:pStyle w:val="FirstParagraph"/>
       </w:pPr>
       <w:r>
-        <w:t xml:space="preserve">OLGA: Ну? Помирились?</w:t>
-      </w:r>
-    </w:p>
-    <w:p>
-      <w:pPr>
-        <w:pStyle w:val="BodyText"/>
-      </w:pPr>
-      <w:r>
-        <w:t xml:space="preserve">IRINA: Договорились. Это лучше, чем помирились. Помирились — до следующего раза. Договорились — до мая.</w:t>
-      </w:r>
-    </w:p>
-    <w:p>
-      <w:pPr>
-        <w:pStyle w:val="BodyText"/>
-      </w:pPr>
-      <w:r>
-        <w:t xml:space="preserve">ALEKSEY: Заморозка найма. Отчёт каждый месяц — при всех. В мае — если хуже — список с именами. Вслух.</w:t>
-      </w:r>
-    </w:p>
-    <w:p>
-      <w:pPr>
-        <w:pStyle w:val="BodyText"/>
-      </w:pPr>
-      <w:r>
-        <w:t xml:space="preserve">OLGA: Вслух. Это жестоко.</w:t>
-      </w:r>
-    </w:p>
-    <w:p>
-      <w:pPr>
-        <w:pStyle w:val="BodyText"/>
-      </w:pPr>
-      <w:r>
-        <w:t xml:space="preserve">ALEKSEY: Это честно. Если я не могу прочитать имя вслух — значит, я не могу его уволить.</w:t>
-      </w:r>
-    </w:p>
-    <w:p>
-      <w:pPr>
-        <w:pStyle w:val="BodyText"/>
-      </w:pPr>
-      <w:r>
-        <w:t xml:space="preserve">DIMA: Можно? Я сегодня позвонил всем шестерым. Своим новым. Не сказал про пятнадцать. Сказал: «В мае — каждый должен быть лучшим». Они спросили — почему. Я сказал — потому что я в вас верю.</w:t>
-      </w:r>
-    </w:p>
-    <w:p>
-      <w:pPr>
-        <w:pStyle w:val="BodyText"/>
-      </w:pPr>
-      <w:r>
-        <w:t xml:space="preserve">IRINA: Это хорошо, Дима. Но не обещай им того, чего мы не знаем.</w:t>
-      </w:r>
-    </w:p>
-    <w:p>
-      <w:pPr>
-        <w:pStyle w:val="BodyText"/>
-      </w:pPr>
-      <w:r>
-        <w:t xml:space="preserve">DIMA: Я не обещал. Я сказал «верю». Вера — не обещание. Вы же сами мне это написали. В открытке.</w:t>
-      </w:r>
-    </w:p>
-    <w:p>
-      <w:pPr>
-        <w:pStyle w:val="BodyText"/>
-      </w:pPr>
-      <w:r>
-        <w:t xml:space="preserve">IRINA: Я написала «не продавай быстрее, чем живёшь». Это другое.</w:t>
-      </w:r>
-    </w:p>
-    <w:p>
-      <w:pPr>
-        <w:pStyle w:val="BodyText"/>
-      </w:pPr>
-      <w:r>
-        <w:t xml:space="preserve">KIRILL: Простите. Алексей Николаевич, звонок. На общий номер. Мужчина. Глеб. Не представился полностью. Говорит — дистрибьютор из Подмосковья.</w:t>
-      </w:r>
-    </w:p>
-    <w:p>
-      <w:pPr>
-        <w:pStyle w:val="BodyText"/>
-      </w:pPr>
-      <w:r>
-        <w:t xml:space="preserve">ALEKSEY: Глеб? Не знаю такого. Что хочет?</w:t>
-      </w:r>
-    </w:p>
-    <w:p>
-      <w:pPr>
-        <w:pStyle w:val="BodyText"/>
-      </w:pPr>
-      <w:r>
-        <w:t xml:space="preserve">KIRILL: Говорит дословно: «Предложение, которое решит все ваши проблемы с курсом. За месяц».</w:t>
-      </w:r>
-    </w:p>
-    <w:p>
-      <w:pPr>
-        <w:pStyle w:val="BodyText"/>
-      </w:pPr>
-      <w:r>
-        <w:t xml:space="preserve">OLGA: «Решит все проблемы». За месяц. Это хуже, чем «без вопросов».</w:t>
-      </w:r>
-    </w:p>
-    <w:p>
-      <w:pPr>
-        <w:pStyle w:val="BodyText"/>
-      </w:pPr>
-      <w:r>
-        <w:t xml:space="preserve">IRINA: Это то же самое. Только громче.</w:t>
-      </w:r>
-    </w:p>
-    <w:p>
-      <w:pPr>
-        <w:pStyle w:val="BodyText"/>
-      </w:pPr>
-      <w:r>
-        <w:t xml:space="preserve">ALEKSEY: Кирилл, запиши номер. Перезвоню завтра. Послушать — не значит согласиться.</w:t>
+        <w:t xml:space="preserve">OLGA: Ну что? Вы помирились, или мне снова заваривать чабрец?</w:t>
+      </w:r>
+    </w:p>
+    <w:p>
+      <w:pPr>
+        <w:pStyle w:val="BodyText"/>
+      </w:pPr>
+      <w:r>
+        <w:t xml:space="preserve">IRINA: Мы договорились, а это лучше, чем помирились. Помирились — до следующего раза. Договорились — до мая.</w:t>
+      </w:r>
+    </w:p>
+    <w:p>
+      <w:pPr>
+        <w:pStyle w:val="BodyText"/>
+      </w:pPr>
+      <w:r>
+        <w:t xml:space="preserve">ALEKSEY: Заморозка найма, отчёт каждый месяц при всех, а в мае, если станет хуже, — список с именами, вслух.</w:t>
+      </w:r>
+    </w:p>
+    <w:p>
+      <w:pPr>
+        <w:pStyle w:val="BodyText"/>
+      </w:pPr>
+      <w:r>
+        <w:t xml:space="preserve">OLGA: Вслух… Это жестоко, Алексей, и прежде всего по отношению к вам самим.</w:t>
+      </w:r>
+    </w:p>
+    <w:p>
+      <w:pPr>
+        <w:pStyle w:val="BodyText"/>
+      </w:pPr>
+      <w:r>
+        <w:t xml:space="preserve">ALEKSEY: Это честно. Если я не могу прочитать имя вслух, значит, я не могу этого человека уволить.</w:t>
+      </w:r>
+    </w:p>
+    <w:p>
+      <w:pPr>
+        <w:pStyle w:val="BodyText"/>
+      </w:pPr>
+      <w:r>
+        <w:t xml:space="preserve">DIMA: Можно мне сказать? Сегодня я позвонил всем шестерым своим новым сотрудникам. Про пятнадцать я не сказал, а сказал так: «В мае каждый должен быть лучшим». Они спросили, почему, и я ответил: потому что я в вас верю.</w:t>
+      </w:r>
+    </w:p>
+    <w:p>
+      <w:pPr>
+        <w:pStyle w:val="BodyText"/>
+      </w:pPr>
+      <w:r>
+        <w:t xml:space="preserve">IRINA: Это хорошо, Дима, но не обещай им того, чего мы сами не знаем.</w:t>
+      </w:r>
+    </w:p>
+    <w:p>
+      <w:pPr>
+        <w:pStyle w:val="BodyText"/>
+      </w:pPr>
+      <w:r>
+        <w:t xml:space="preserve">DIMA: Я не обещал, я сказал «верю». Вера — это не обещание. Вы же сами мне это написали в открытке.</w:t>
+      </w:r>
+    </w:p>
+    <w:p>
+      <w:pPr>
+        <w:pStyle w:val="BodyText"/>
+      </w:pPr>
+      <w:r>
+        <w:t xml:space="preserve">IRINA: Я написала «не продавай быстрее, чем живёшь». Это совсем другое.</w:t>
+      </w:r>
+    </w:p>
+    <w:p>
+      <w:pPr>
+        <w:pStyle w:val="BodyText"/>
+      </w:pPr>
+      <w:r>
+        <w:t xml:space="preserve">KIRILL: Простите, Алексей Николаевич, вам звонок на общий номер. Мужчина, Глеб, полностью не представился. Говорит, что он дистрибьютор из Подмосковья.</w:t>
+      </w:r>
+    </w:p>
+    <w:p>
+      <w:pPr>
+        <w:pStyle w:val="BodyText"/>
+      </w:pPr>
+      <w:r>
+        <w:t xml:space="preserve">ALEKSEY: Глеб? Я не знаю никакого Глеба. А что он от нас хочет?</w:t>
+      </w:r>
+    </w:p>
+    <w:p>
+      <w:pPr>
+        <w:pStyle w:val="BodyText"/>
+      </w:pPr>
+      <w:r>
+        <w:t xml:space="preserve">KIRILL: Он сказал дословно: «Предложение, которое решит все ваши проблемы с курсом. За месяц».</w:t>
+      </w:r>
+    </w:p>
+    <w:p>
+      <w:pPr>
+        <w:pStyle w:val="BodyText"/>
+      </w:pPr>
+      <w:r>
+        <w:t xml:space="preserve">OLGA: «Решит все проблемы», да ещё за месяц. Это даже хуже, чем «без вопросов».</w:t>
+      </w:r>
+    </w:p>
+    <w:p>
+      <w:pPr>
+        <w:pStyle w:val="BodyText"/>
+      </w:pPr>
+      <w:r>
+        <w:t xml:space="preserve">IRINA: Это то же самое, только громче.</w:t>
+      </w:r>
+    </w:p>
+    <w:p>
+      <w:pPr>
+        <w:pStyle w:val="BodyText"/>
+      </w:pPr>
+      <w:r>
+        <w:t xml:space="preserve">ALEKSEY: Кирилл, запиши номер, я перезвоню завтра. Послушать — не значит согласиться.</w:t>
       </w:r>
     </w:p>
     <w:p>
@@ -3044,7 +3044,7 @@
         <w:t xml:space="preserve">“</w:t>
       </w:r>
       <w:r>
-        <w:t xml:space="preserve">Всех. Тысячу двести человек. Мой папа был одним из тысячи двухсот. Если бы за год до этого сократили сто — тысяча сто остались бы. И папа — может быть, тоже. Вот почему я говорю «пятнадцать». Чтобы не было «восемьдесят пять».</w:t>
+        <w:t xml:space="preserve">Всех. Тысячу двести человек. Мой папа был одним из тысячи двухсот. Если бы за год до этого сократили сто — тысяча сто остались бы. И папа — может быть, тоже. Вот почему я говорю «пятнадцать». Чтобы не было «восемьдесят пять», как тогда в нашем банке.</w:t>
       </w:r>
       <w:r>
         <w:t xml:space="preserve">”</w:t>
@@ -3302,31 +3302,31 @@
               <w:jc w:val="left"/>
             </w:pPr>
             <w:r>
-              <w:t xml:space="preserve">⑥ 목적</w:t>
-            </w:r>
-          </w:p>
-        </w:tc>
-        <w:tc>
-          <w:tcPr/>
-          <w:p>
-            <w:pPr>
-              <w:pStyle w:val="Compact"/>
-              <w:jc w:val="left"/>
-            </w:pPr>
-            <w:r>
-              <w:t xml:space="preserve">Чтобы не было «восемьдесят пять».</w:t>
-            </w:r>
-          </w:p>
-        </w:tc>
-        <w:tc>
-          <w:tcPr/>
-          <w:p>
-            <w:pPr>
-              <w:pStyle w:val="Compact"/>
-              <w:jc w:val="left"/>
-            </w:pPr>
-            <w:r>
-              <w:t xml:space="preserve">чтобы не было + 생격(무인칭)</w:t>
+              <w:t xml:space="preserve">⑥ 목적·비교</w:t>
+            </w:r>
+          </w:p>
+        </w:tc>
+        <w:tc>
+          <w:tcPr/>
+          <w:p>
+            <w:pPr>
+              <w:pStyle w:val="Compact"/>
+              <w:jc w:val="left"/>
+            </w:pPr>
+            <w:r>
+              <w:t xml:space="preserve">Чтобы не было «восемьдесят пять», как тогда в нашем банке.</w:t>
+            </w:r>
+          </w:p>
+        </w:tc>
+        <w:tc>
+          <w:tcPr/>
+          <w:p>
+            <w:pPr>
+              <w:pStyle w:val="Compact"/>
+              <w:jc w:val="left"/>
+            </w:pPr>
+            <w:r>
+              <w:t xml:space="preserve">чтобы не было + 생격(무인칭) + как тогда</w:t>
             </w:r>
           </w:p>
         </w:tc>
@@ -3350,7 +3350,7 @@
         <w:t xml:space="preserve">“</w:t>
       </w:r>
       <w:r>
-        <w:t xml:space="preserve">… был одним из… Если бы за… до этого…, — … остались бы. Вот почему я говорю… Чтобы не было…</w:t>
+        <w:t xml:space="preserve">… был одним из… Если бы за… до этого…, — … остались бы. Вот почему я говорю… Чтобы не было…, как тогда…</w:t>
       </w:r>
       <w:r>
         <w:t xml:space="preserve">”</w:t>
@@ -3369,7 +3369,7 @@
         <w:t xml:space="preserve"> </w:t>
       </w:r>
       <w:r>
-        <w:t xml:space="preserve">если бы · вот почему · чтобы не было</w:t>
+        <w:t xml:space="preserve">если бы · вот почему · чтобы не было · как тогда(그때처럼)</w:t>
       </w:r>
       <w:r>
         <w:t xml:space="preserve"> </w:t>
@@ -3385,7 +3385,7 @@
         <w:t xml:space="preserve"> </w:t>
       </w:r>
       <w:r>
-        <w:t xml:space="preserve">과거의 경험으로 지금의 어려운 제안을 설명하는 말을 30~40단어로.</w:t>
+        <w:t xml:space="preserve">과거의 경험으로 지금의 어려운 제안을 설명하는 말을 35~60단어로.</w:t>
       </w:r>
     </w:p>
     <w:bookmarkEnd w:id="30"/>
@@ -3851,119 +3851,119 @@
         <w:pStyle w:val="FirstParagraph"/>
       </w:pPr>
       <w:r>
-        <w:t xml:space="preserve">올가: 차예요. 백리향. 루스템이 보냈어요. 「어려운 대화엔 — 백리향만」이래요.</w:t>
-      </w:r>
-    </w:p>
-    <w:p>
-      <w:pPr>
-        <w:pStyle w:val="BodyText"/>
-      </w:pPr>
-      <w:r>
-        <w:t xml:space="preserve">이리나: 고마워요. 안 마실래요. 시작할게요. 다들 머리가 맑을 때.</w:t>
-      </w:r>
-    </w:p>
-    <w:p>
-      <w:pPr>
-        <w:pStyle w:val="BodyText"/>
-      </w:pPr>
-      <w:r>
-        <w:t xml:space="preserve">알렉세이: 잠깐요. 먼저 차. 카잔처럼. 그렇게 하기로 했잖아요.</w:t>
-      </w:r>
-    </w:p>
-    <w:p>
-      <w:pPr>
-        <w:pStyle w:val="BodyText"/>
-      </w:pPr>
-      <w:r>
-        <w:t xml:space="preserve">이리나: 좋아요. 한 모금. 됐어요. 이제 — 숫자.</w:t>
-      </w:r>
-    </w:p>
-    <w:p>
-      <w:pPr>
-        <w:pStyle w:val="BodyText"/>
-      </w:pPr>
-      <w:r>
-        <w:t xml:space="preserve">올가: 한 모금은 차가 아니에요. 형식이지.</w:t>
-      </w:r>
-    </w:p>
-    <w:p>
-      <w:pPr>
-        <w:pStyle w:val="BodyText"/>
-      </w:pPr>
-      <w:r>
-        <w:t xml:space="preserve">이리나: 형식도 값어치가 있어요. 올가 페트로브나, 당신이 가르쳐 줬잖아요.</w:t>
-      </w:r>
-    </w:p>
-    <w:p>
-      <w:pPr>
-        <w:pStyle w:val="BodyText"/>
-      </w:pPr>
-      <w:r>
-        <w:t xml:space="preserve">알렉세이: 좋아요. 숫자.</w:t>
-      </w:r>
-    </w:p>
-    <w:p>
-      <w:pPr>
-        <w:pStyle w:val="BodyText"/>
-      </w:pPr>
-      <w:r>
-        <w:t xml:space="preserve">이리나: 15명. 85명 중에서. 월 400만 마이너스예요. 딱 우리 구멍만큼.</w:t>
-      </w:r>
-    </w:p>
-    <w:p>
-      <w:pPr>
-        <w:pStyle w:val="BodyText"/>
-      </w:pPr>
-      <w:r>
-        <w:t xml:space="preserve">알렉세이: 안 돼요.</w:t>
-      </w:r>
-    </w:p>
-    <w:p>
-      <w:pPr>
-        <w:pStyle w:val="BodyText"/>
-      </w:pPr>
-      <w:r>
-        <w:t xml:space="preserve">이리나: 알았어요. 그 15명이 누군지도 안 물으셨네요.</w:t>
-      </w:r>
-    </w:p>
-    <w:p>
-      <w:pPr>
-        <w:pStyle w:val="BodyText"/>
-      </w:pPr>
-      <w:r>
-        <w:t xml:space="preserve">알렉세이: 안 물었어요. 누군지는 중요하지 않으니까. 중요한 건 — 그들이 사람이라는 거예요. 1년 전 우리가 불렀어요. 설득했어요.</w:t>
-      </w:r>
-    </w:p>
-    <w:p>
-      <w:pPr>
-        <w:pStyle w:val="BodyText"/>
-      </w:pPr>
-      <w:r>
-        <w:t xml:space="preserve">이리나: 1년 전엔 달러가 90이었어요. 한 세상에서 사람들을 불렀죠. 이젠 세상이 달라요.</w:t>
-      </w:r>
-    </w:p>
-    <w:p>
-      <w:pPr>
-        <w:pStyle w:val="BodyText"/>
-      </w:pPr>
-      <w:r>
-        <w:t xml:space="preserve">올가: 변호사로서 말해도 될까요? 두 분이 싸우기 전에. 3분이면 돼요.</w:t>
-      </w:r>
-    </w:p>
-    <w:p>
-      <w:pPr>
-        <w:pStyle w:val="BodyText"/>
-      </w:pPr>
-      <w:r>
-        <w:t xml:space="preserve">알렉세이: 말씀하세요.</w:t>
-      </w:r>
-    </w:p>
-    <w:p>
-      <w:pPr>
-        <w:pStyle w:val="BodyText"/>
-      </w:pPr>
-      <w:r>
-        <w:t xml:space="preserve">올가: 인원 감축은 「내일부터 나오지 마세요」가 아니에요. 법이에요. 서명받고 2개월 전 통보. 퇴직 수당 — 평균 임금. 그다음 구직 기간 동안 급여 유지, 최대 2개월. 감축은 돈이 들어요. 처음엔 — 많이.</w:t>
+        <w:t xml:space="preserve">올가: 백리향 차예요, 루스템이 보냈어요. 「어려운 대화엔 백리향만」이래요.</w:t>
+      </w:r>
+    </w:p>
+    <w:p>
+      <w:pPr>
+        <w:pStyle w:val="BodyText"/>
+      </w:pPr>
+      <w:r>
+        <w:t xml:space="preserve">이리나: 고맙지만 안 마실래요. 다들 머리가 맑을 때 시작하는 게 낫겠어요.</w:t>
+      </w:r>
+    </w:p>
+    <w:p>
+      <w:pPr>
+        <w:pStyle w:val="BodyText"/>
+      </w:pPr>
+      <w:r>
+        <w:t xml:space="preserve">알렉세이: 잠깐요, 카잔처럼 먼저 차부터요. 그렇게 하기로 했잖아요.</w:t>
+      </w:r>
+    </w:p>
+    <w:p>
+      <w:pPr>
+        <w:pStyle w:val="BodyText"/>
+      </w:pPr>
+      <w:r>
+        <w:t xml:space="preserve">이리나: 좋아요, 한 모금. 됐어요. 이제 숫자요.</w:t>
+      </w:r>
+    </w:p>
+    <w:p>
+      <w:pPr>
+        <w:pStyle w:val="BodyText"/>
+      </w:pPr>
+      <w:r>
+        <w:t xml:space="preserve">올가: 한 모금은 차가 아니에요, 이리나. 형식이지.</w:t>
+      </w:r>
+    </w:p>
+    <w:p>
+      <w:pPr>
+        <w:pStyle w:val="BodyText"/>
+      </w:pPr>
+      <w:r>
+        <w:t xml:space="preserve">이리나: 형식도 값어치가 있어요. 올가 페트로브나, 그걸 가르쳐 준 게 당신이잖아요.</w:t>
+      </w:r>
+    </w:p>
+    <w:p>
+      <w:pPr>
+        <w:pStyle w:val="BodyText"/>
+      </w:pPr>
+      <w:r>
+        <w:t xml:space="preserve">알렉세이: 좋아요, 이리나. 숫자 없인 안 되니까 말해 봐요.</w:t>
+      </w:r>
+    </w:p>
+    <w:p>
+      <w:pPr>
+        <w:pStyle w:val="BodyText"/>
+      </w:pPr>
+      <w:r>
+        <w:t xml:space="preserve">이리나: 85명 중 15명이에요. 월 400만 마이너스, 딱 우리 구멍만큼이에요.</w:t>
+      </w:r>
+    </w:p>
+    <w:p>
+      <w:pPr>
+        <w:pStyle w:val="BodyText"/>
+      </w:pPr>
+      <w:r>
+        <w:t xml:space="preserve">알렉세이: 안 돼요. 논의할 것도 없어요, 이유는 알잖아요.</w:t>
+      </w:r>
+    </w:p>
+    <w:p>
+      <w:pPr>
+        <w:pStyle w:val="BodyText"/>
+      </w:pPr>
+      <w:r>
+        <w:t xml:space="preserve">이리나: 그럴 줄 알았어요. 그 15명이 누군지도 안 물으셨네요.</w:t>
+      </w:r>
+    </w:p>
+    <w:p>
+      <w:pPr>
+        <w:pStyle w:val="BodyText"/>
+      </w:pPr>
+      <w:r>
+        <w:t xml:space="preserve">알렉세이: 안 물었어요, 누군지는 중요하지 않으니까. 중요한 건 그들이 사람이라는 거예요. 1년 전 우리가 직접 불러서 설득했어요.</w:t>
+      </w:r>
+    </w:p>
+    <w:p>
+      <w:pPr>
+        <w:pStyle w:val="BodyText"/>
+      </w:pPr>
+      <w:r>
+        <w:t xml:space="preserve">이리나: 1년 전엔 달러가 90이었어요. 그때 세상에서 사람들을 불렀지만, 이젠 세상이 달라요.</w:t>
+      </w:r>
+    </w:p>
+    <w:p>
+      <w:pPr>
+        <w:pStyle w:val="BodyText"/>
+      </w:pPr>
+      <w:r>
+        <w:t xml:space="preserve">올가: 두 분이 싸우기 전에 변호사로서 말해도 될까요? 3분이면 돼요.</w:t>
+      </w:r>
+    </w:p>
+    <w:p>
+      <w:pPr>
+        <w:pStyle w:val="BodyText"/>
+      </w:pPr>
+      <w:r>
+        <w:t xml:space="preserve">알렉세이: 말씀하세요, 올가 페트로브나. 법은 미리 아는 게 낫죠.</w:t>
+      </w:r>
+    </w:p>
+    <w:p>
+      <w:pPr>
+        <w:pStyle w:val="BodyText"/>
+      </w:pPr>
+      <w:r>
+        <w:t xml:space="preserve">올가: 인원 감축은 「내일부터 나오지 마세요」가 아니라 법이에요. 서명받고 2개월 전 통보가 필요해요. 퇴직 수당은 평균 임금이고, 그다음 구직 기간 동안 최대 2개월까지 급여를 유지해 줘야 해요. 감축은 돈이 들어요. 처음엔 많이요, 그걸 생각하는 사람은 드물죠.</w:t>
       </w:r>
     </w:p>
     <w:bookmarkEnd w:id="33"/>
@@ -3981,151 +3981,151 @@
         <w:pStyle w:val="FirstParagraph"/>
       </w:pPr>
       <w:r>
-        <w:t xml:space="preserve">이리나: 알아요. 계산했어요. 통보 — 4월. 해고 — 6월. 퇴직 수당 — 두세 달 더. 절감은 9월부터 시작돼요.</w:t>
-      </w:r>
-    </w:p>
-    <w:p>
-      <w:pPr>
-        <w:pStyle w:val="BodyText"/>
-      </w:pPr>
-      <w:r>
-        <w:t xml:space="preserve">알렉세이: 9월? 그럼 왜 지금이에요? 9월까지 — 반년인데.</w:t>
-      </w:r>
-    </w:p>
-    <w:p>
-      <w:pPr>
-        <w:pStyle w:val="BodyText"/>
-      </w:pPr>
-      <w:r>
-        <w:t xml:space="preserve">이리나: 지금 시작하지 않으면 — 9월엔 15명이 아니라. 40명을 줄여야 해요. 아니면 아예 문을 닫거나. 봤어요. 여러 번. 상황이 분명해질 때까지 기다린 회사들. 분명해지는 건 마지막 날이었어요.</w:t>
-      </w:r>
-    </w:p>
-    <w:p>
-      <w:pPr>
-        <w:pStyle w:val="BodyText"/>
-      </w:pPr>
-      <w:r>
-        <w:t xml:space="preserve">알렉세이: 어디서 봤어요? 교과서에서?</w:t>
-      </w:r>
-    </w:p>
-    <w:p>
-      <w:pPr>
-        <w:pStyle w:val="BodyText"/>
-      </w:pPr>
-      <w:r>
-        <w:t xml:space="preserve">이리나: 교과서가 아니라. 감사에서요. 8년. 「사람을 자르고 싶지 않다」는 회사에 갔어요. 대표들은 좋은 사람이었어요. 착했죠. 1년 뒤 그 회사들은 없었어요. 사람도, 대표도, 회사도.</w:t>
-      </w:r>
-    </w:p>
-    <w:p>
-      <w:pPr>
-        <w:pStyle w:val="BodyText"/>
-      </w:pPr>
-      <w:r>
-        <w:t xml:space="preserve">올가: 사실이에요. 나도 봤어요. 90년대에. 공장 통째로.</w:t>
-      </w:r>
-    </w:p>
-    <w:p>
-      <w:pPr>
-        <w:pStyle w:val="BodyText"/>
-      </w:pPr>
-      <w:r>
-        <w:t xml:space="preserve">알렉세이: 난 공장 하나를 봤어요. 아버지 공장. 3천 명. 정문에 종이 한 장. 금요일에.</w:t>
-      </w:r>
-    </w:p>
-    <w:p>
-      <w:pPr>
-        <w:pStyle w:val="BodyText"/>
-      </w:pPr>
-      <w:r>
-        <w:t xml:space="preserve">이리나: 그거예요. 아버지가 일자리를 잃은 건 공장이 제때 줄이지 않았기 때문이에요. 한 번에 다 잘랐죠.</w:t>
-      </w:r>
-    </w:p>
-    <w:p>
-      <w:pPr>
-        <w:pStyle w:val="BodyText"/>
-      </w:pPr>
-      <w:r>
-        <w:t xml:space="preserve">알렉세이: 아버지가 일자리를 잃은 건 새 주인이 사람을 줄 단위로 셌기 때문이에요. 지금 당신처럼.</w:t>
-      </w:r>
-    </w:p>
-    <w:p>
-      <w:pPr>
-        <w:pStyle w:val="BodyText"/>
-      </w:pPr>
-      <w:r>
-        <w:t xml:space="preserve">올가: 알렉세이. 스톱.</w:t>
-      </w:r>
-    </w:p>
-    <w:p>
-      <w:pPr>
-        <w:pStyle w:val="BodyText"/>
-      </w:pPr>
-      <w:r>
-        <w:t xml:space="preserve">이리나: 아니요, 말하게 둬요. 내가 — 줄 단위로요?</w:t>
-      </w:r>
-    </w:p>
-    <w:p>
-      <w:pPr>
-        <w:pStyle w:val="BodyText"/>
-      </w:pPr>
-      <w:r>
-        <w:t xml:space="preserve">알렉세이: 「15명」이라고 했잖아요. 「알랴, 안톤, 나타샤」가 아니라. 15명.</w:t>
-      </w:r>
-    </w:p>
-    <w:p>
-      <w:pPr>
-        <w:pStyle w:val="BodyText"/>
-      </w:pPr>
-      <w:r>
-        <w:t xml:space="preserve">이리나: 「15명」이라고 한 건 숫자를 말하는 게 내 일이기 때문이에요. 이름은 — 당신의 일이고. 누가 밤마다 우는지 난 몰라요. 하지만 반년 뒤엔 85명이 울 거라는 건 알아요.</w:t>
-      </w:r>
-    </w:p>
-    <w:p>
-      <w:pPr>
-        <w:pStyle w:val="BodyText"/>
-      </w:pPr>
-      <w:r>
-        <w:t xml:space="preserve">디마: 저기요? 죄송해요, 문 앞에 서 있었어요. 엿들은 건 아니에요. 아니… 엿들었어요.</w:t>
-      </w:r>
-    </w:p>
-    <w:p>
-      <w:pPr>
-        <w:pStyle w:val="BodyText"/>
-      </w:pPr>
-      <w:r>
-        <w:t xml:space="preserve">알렉세이: 들어와, 디마. 어차피 다 알게 될 거야.</w:t>
-      </w:r>
-    </w:p>
-    <w:p>
-      <w:pPr>
-        <w:pStyle w:val="BodyText"/>
-      </w:pPr>
-      <w:r>
-        <w:t xml:space="preserve">디마: 15명 — 영업에서도요?</w:t>
-      </w:r>
-    </w:p>
-    <w:p>
-      <w:pPr>
-        <w:pStyle w:val="BodyText"/>
-      </w:pPr>
-      <w:r>
-        <w:t xml:space="preserve">이리나: 영업 — 6명. 상담선 — 3명. 교육 — 2명. 사무실 — 4명.</w:t>
-      </w:r>
-    </w:p>
-    <w:p>
-      <w:pPr>
-        <w:pStyle w:val="BodyText"/>
-      </w:pPr>
-      <w:r>
-        <w:t xml:space="preserve">디마: 영업에서 6명. 제 신입의 절반이에요. 가을부터 가르친 사람들. 키릴도요?</w:t>
-      </w:r>
-    </w:p>
-    <w:p>
-      <w:pPr>
-        <w:pStyle w:val="BodyText"/>
-      </w:pPr>
-      <w:r>
-        <w:t xml:space="preserve">이리나: 아니요. 키릴은 — 아니에요. 혼자서 「출장」을 해요. 그 사람은 — 안 돼요.</w:t>
+        <w:t xml:space="preserve">이리나: 알아요, 다 계산했어요. 통보는 4월, 해고는 6월, 퇴직 수당이 두세 달 더 들어요. 절감은 9월에야 시작돼요.</w:t>
+      </w:r>
+    </w:p>
+    <w:p>
+      <w:pPr>
+        <w:pStyle w:val="BodyText"/>
+      </w:pPr>
+      <w:r>
+        <w:t xml:space="preserve">알렉세이: 9월이요? 9월까지 아직 반년인데, 그럼 왜 지금 시작해요?</w:t>
+      </w:r>
+    </w:p>
+    <w:p>
+      <w:pPr>
+        <w:pStyle w:val="BodyText"/>
+      </w:pPr>
+      <w:r>
+        <w:t xml:space="preserve">이리나: 지금 시작하지 않으면 9월엔 15명이 아니라 40명을 줄이거나 아예 문을 닫아야 하니까요. 여러 번 봤어요: 상황이 분명해질 때까지 기다린 회사들. 분명해지는 건 이미 아무것도 할 수 없는 마지막 날이었어요.</w:t>
+      </w:r>
+    </w:p>
+    <w:p>
+      <w:pPr>
+        <w:pStyle w:val="BodyText"/>
+      </w:pPr>
+      <w:r>
+        <w:t xml:space="preserve">알렉세이: 그걸 어디서 봤어요? 교과서에서요?</w:t>
+      </w:r>
+    </w:p>
+    <w:p>
+      <w:pPr>
+        <w:pStyle w:val="BodyText"/>
+      </w:pPr>
+      <w:r>
+        <w:t xml:space="preserve">이리나: 교과서가 아니라 8년 동안 감사하면서요. 「사람을 자르고 싶지 않다」는 회사들에 갔어요. 대표들은 좋고 착한 사람들이었어요. 그런데 1년 뒤 그 회사들은 없었어요: 사람도, 대표도, 회사 자체도요.</w:t>
+      </w:r>
+    </w:p>
+    <w:p>
+      <w:pPr>
+        <w:pStyle w:val="BodyText"/>
+      </w:pPr>
+      <w:r>
+        <w:t xml:space="preserve">올가: 사실이에요, 나도 90년대에 봤어요. 공장들이 통째로 문을 닫았죠.</w:t>
+      </w:r>
+    </w:p>
+    <w:p>
+      <w:pPr>
+        <w:pStyle w:val="BodyText"/>
+      </w:pPr>
+      <w:r>
+        <w:t xml:space="preserve">알렉세이: 난 공장 하나를 봤어요, 아버지 공장. 3천 명에 정문엔 종이 한 장, 금요일에요.</w:t>
+      </w:r>
+    </w:p>
+    <w:p>
+      <w:pPr>
+        <w:pStyle w:val="BodyText"/>
+      </w:pPr>
+      <w:r>
+        <w:t xml:space="preserve">이리나: 그거예요. 아버지가 일자리를 잃은 건 공장이 제때 줄이지 않다가 나중에 한 번에 다 잘랐기 때문이에요.</w:t>
+      </w:r>
+    </w:p>
+    <w:p>
+      <w:pPr>
+        <w:pStyle w:val="BodyText"/>
+      </w:pPr>
+      <w:r>
+        <w:t xml:space="preserve">알렉세이: 아버지가 일자리를 잃은 건 새 주인이 사람을 줄 단위로 셌기 때문이에요. 지금 당신처럼요.</w:t>
+      </w:r>
+    </w:p>
+    <w:p>
+      <w:pPr>
+        <w:pStyle w:val="BodyText"/>
+      </w:pPr>
+      <w:r>
+        <w:t xml:space="preserve">올가: 알렉세이, 스톱. 너무 늦기 전에 멈춰요.</w:t>
+      </w:r>
+    </w:p>
+    <w:p>
+      <w:pPr>
+        <w:pStyle w:val="BodyText"/>
+      </w:pPr>
+      <w:r>
+        <w:t xml:space="preserve">이리나: 아니요, 시작했으니 끝까지 말하게 둬요. 그러니까 내가 사람을 줄 단위로 센다고요?</w:t>
+      </w:r>
+    </w:p>
+    <w:p>
+      <w:pPr>
+        <w:pStyle w:val="BodyText"/>
+      </w:pPr>
+      <w:r>
+        <w:t xml:space="preserve">알렉세이: 「알랴, 안톤, 나타샤」가 아니라 「15명」이라고 했잖아요. 그냥 15명.</w:t>
+      </w:r>
+    </w:p>
+    <w:p>
+      <w:pPr>
+        <w:pStyle w:val="BodyText"/>
+      </w:pPr>
+      <w:r>
+        <w:t xml:space="preserve">이리나: 「15명」이라고 한 건 숫자를 말하는 게 내 일이기 때문이에요. 이름은 당신의 일이고요. 누가 밤마다 우는지 난 몰라요. 하지만 지금 아무것도 안 하면 반년 뒤엔 85명이 모두 울 거라는 건 알아요.</w:t>
+      </w:r>
+    </w:p>
+    <w:p>
+      <w:pPr>
+        <w:pStyle w:val="BodyText"/>
+      </w:pPr>
+      <w:r>
+        <w:t xml:space="preserve">디마: 저기요? 죄송해요, 문 앞에 서 있었어요. 엿들은 건 아니에요. 아니… 네, 엿들었어요.</w:t>
+      </w:r>
+    </w:p>
+    <w:p>
+      <w:pPr>
+        <w:pStyle w:val="BodyText"/>
+      </w:pPr>
+      <w:r>
+        <w:t xml:space="preserve">알렉세이: 들어와서 앉아, 디마. 어차피 곧 다 알게 될 거야.</w:t>
+      </w:r>
+    </w:p>
+    <w:p>
+      <w:pPr>
+        <w:pStyle w:val="BodyText"/>
+      </w:pPr>
+      <w:r>
+        <w:t xml:space="preserve">디마: 그 15명에 영업 사람들도 들어가요?</w:t>
+      </w:r>
+    </w:p>
+    <w:p>
+      <w:pPr>
+        <w:pStyle w:val="BodyText"/>
+      </w:pPr>
+      <w:r>
+        <w:t xml:space="preserve">이리나: 영업에서 6명, 상담선에서 3명, 교육에서 2명, 사무실에서 4명이야.</w:t>
+      </w:r>
+    </w:p>
+    <w:p>
+      <w:pPr>
+        <w:pStyle w:val="BodyText"/>
+      </w:pPr>
+      <w:r>
+        <w:t xml:space="preserve">디마: 영업에서 6명이면 제 신입의 절반이에요, 가을부터 가르친 사람들이요. 키릴도 명단에 있어요?</w:t>
+      </w:r>
+    </w:p>
+    <w:p>
+      <w:pPr>
+        <w:pStyle w:val="BodyText"/>
+      </w:pPr>
+      <w:r>
+        <w:t xml:space="preserve">이리나: 아니, 키릴은 없어. 혼자서 「출장」을 하니까 건드릴 수 없어.</w:t>
       </w:r>
     </w:p>
     <w:p>
@@ -4141,119 +4141,119 @@
         <w:pStyle w:val="BodyText"/>
       </w:pPr>
       <w:r>
-        <w:t xml:space="preserve">이리나: 고려 대상 아니에요. 고려 대상은 「출장」뿐이에요.</w:t>
-      </w:r>
-    </w:p>
-    <w:p>
-      <w:pPr>
-        <w:pStyle w:val="BodyText"/>
-      </w:pPr>
-      <w:r>
-        <w:t xml:space="preserve">디마: 그럼 왜 저는 아니에요? 영업에서 제가 제일 비싸요. 저면 — 벌써 세 명 몫이에요.</w:t>
-      </w:r>
-    </w:p>
-    <w:p>
-      <w:pPr>
-        <w:pStyle w:val="BodyText"/>
-      </w:pPr>
-      <w:r>
-        <w:t xml:space="preserve">알렉세이: 디마, 앉아. 아무도 널 제안하지 않아.</w:t>
-      </w:r>
-    </w:p>
-    <w:p>
-      <w:pPr>
-        <w:pStyle w:val="BodyText"/>
-      </w:pPr>
-      <w:r>
-        <w:t xml:space="preserve">이리나: 그리고 안 할 거예요. 나는 — 절대로.</w:t>
-      </w:r>
-    </w:p>
-    <w:p>
-      <w:pPr>
-        <w:pStyle w:val="BodyText"/>
-      </w:pPr>
-      <w:r>
-        <w:t xml:space="preserve">디마: 제가 제안해요. 스스로. 전 야로슬라블 출신이에요. 엄마한테 돌아가면 돼요. 텃밭이 있어요.</w:t>
-      </w:r>
-    </w:p>
-    <w:p>
-      <w:pPr>
-        <w:pStyle w:val="BodyText"/>
-      </w:pPr>
-      <w:r>
-        <w:t xml:space="preserve">올가: 드미트리 세르게예비치. 영웅심은 숫자가 아니에요. 이리나는 안 받아들일 거예요.</w:t>
-      </w:r>
-    </w:p>
-    <w:p>
-      <w:pPr>
-        <w:pStyle w:val="BodyText"/>
-      </w:pPr>
-      <w:r>
-        <w:t xml:space="preserve">이리나: 안 받아들여. 넌 — 영업 시스템이야. 너 없으면 신입 여섯은 그냥 전화기 든 여섯 사람이야.</w:t>
-      </w:r>
-    </w:p>
-    <w:p>
-      <w:pPr>
-        <w:pStyle w:val="BodyText"/>
-      </w:pPr>
-      <w:r>
-        <w:t xml:space="preserve">디마: 그러니까 전 — 시스템이고. 그 사람들은 — 전화기 든 사람이고요. 그건… 서운해요. 그 사람들 대신.</w:t>
-      </w:r>
-    </w:p>
-    <w:p>
-      <w:pPr>
-        <w:pStyle w:val="BodyText"/>
-      </w:pPr>
-      <w:r>
-        <w:t xml:space="preserve">이리나: 서운한 게 아니야. 진실이야. 진실은 자주 서운하지. 디마, 이 숫자가 싫은 건 너보다 내가 더해. 밤에 계산했어. 세 번. 매번 틀렸기를 바랐어. 이렇게 틀리고 싶었던 적은 없었어.</w:t>
-      </w:r>
-    </w:p>
-    <w:p>
-      <w:pPr>
-        <w:pStyle w:val="BodyText"/>
-      </w:pPr>
-      <w:r>
-        <w:t xml:space="preserve">알렉세이: 그래서 틀리지 않았어요?</w:t>
-      </w:r>
-    </w:p>
-    <w:p>
-      <w:pPr>
-        <w:pStyle w:val="BodyText"/>
-      </w:pPr>
-      <w:r>
-        <w:t xml:space="preserve">이리나: 안 틀렸어요. 숫자는 안 틀려요. 시점만 틀려요. 11월처럼.</w:t>
-      </w:r>
-    </w:p>
-    <w:p>
-      <w:pPr>
-        <w:pStyle w:val="BodyText"/>
-      </w:pPr>
-      <w:r>
-        <w:t xml:space="preserve">올가: 그럼 시점의 문제네요. 이리나, 루블이 돌아오면요? 반년 뒤에?</w:t>
-      </w:r>
-    </w:p>
-    <w:p>
-      <w:pPr>
-        <w:pStyle w:val="BodyText"/>
-      </w:pPr>
-      <w:r>
-        <w:t xml:space="preserve">이리나: 그럼 감축은 — 실수예요. 비싼 실수. 나중에 사람을 다시 찾아야 해요. 다시 가르쳐야 하고. 그게 더 비싸요.</w:t>
-      </w:r>
-    </w:p>
-    <w:p>
-      <w:pPr>
-        <w:pStyle w:val="BodyText"/>
-      </w:pPr>
-      <w:r>
-        <w:t xml:space="preserve">알렉세이: 그러니까 당신도 확신이 없네요.</w:t>
-      </w:r>
-    </w:p>
-    <w:p>
-      <w:pPr>
-        <w:pStyle w:val="BodyText"/>
-      </w:pPr>
-      <w:r>
-        <w:t xml:space="preserve">이리나: 숫자엔 확신해요. 환율엔 확신 못 해요. 환율은 아무도 확신 못 해요. 중앙은행도.</w:t>
+        <w:t xml:space="preserve">이리나: 고려 대상 아니에요. 고려 대상은 「출장」뿐, 다른 건 없어요.</w:t>
+      </w:r>
+    </w:p>
+    <w:p>
+      <w:pPr>
+        <w:pStyle w:val="BodyText"/>
+      </w:pPr>
+      <w:r>
+        <w:t xml:space="preserve">디마: 그럼 왜 저는 아니에요? 영업에서 제가 제일 비싸요. 저를 줄이면 벌써 세 명 몫이에요.</w:t>
+      </w:r>
+    </w:p>
+    <w:p>
+      <w:pPr>
+        <w:pStyle w:val="BodyText"/>
+      </w:pPr>
+      <w:r>
+        <w:t xml:space="preserve">알렉세이: 디마, 제발 앉아. 아무도 널 제안하지 않아.</w:t>
+      </w:r>
+    </w:p>
+    <w:p>
+      <w:pPr>
+        <w:pStyle w:val="BodyText"/>
+      </w:pPr>
+      <w:r>
+        <w:t xml:space="preserve">이리나: 그리고 안 할 거야, 나는 절대로.</w:t>
+      </w:r>
+    </w:p>
+    <w:p>
+      <w:pPr>
+        <w:pStyle w:val="BodyText"/>
+      </w:pPr>
+      <w:r>
+        <w:t xml:space="preserve">디마: 제가 스스로 제안해요. 전 야로슬라블 출신이라 엄마한테 돌아가면 돼요, 텃밭도 있어요.</w:t>
+      </w:r>
+    </w:p>
+    <w:p>
+      <w:pPr>
+        <w:pStyle w:val="BodyText"/>
+      </w:pPr>
+      <w:r>
+        <w:t xml:space="preserve">올가: 드미트리 세르게예비치, 영웅심은 숫자가 아니에요. 이리나는 안 받아들일 거고, 그게 맞아요.</w:t>
+      </w:r>
+    </w:p>
+    <w:p>
+      <w:pPr>
+        <w:pStyle w:val="BodyText"/>
+      </w:pPr>
+      <w:r>
+        <w:t xml:space="preserve">이리나: 안 받아들여. 넌 영업 시스템이야. 너 없으면 신입 여섯은 그냥 전화기 든 여섯 사람이야.</w:t>
+      </w:r>
+    </w:p>
+    <w:p>
+      <w:pPr>
+        <w:pStyle w:val="BodyText"/>
+      </w:pPr>
+      <w:r>
+        <w:t xml:space="preserve">디마: 그러니까 전 시스템이고, 그 사람들은 그냥 전화기 든 사람이라고요? 그건… 서운해요, 저 말고 그 사람들 대신요.</w:t>
+      </w:r>
+    </w:p>
+    <w:p>
+      <w:pPr>
+        <w:pStyle w:val="BodyText"/>
+      </w:pPr>
+      <w:r>
+        <w:t xml:space="preserve">이리나: 서운한 게 아니라 진실이야. 진실은 자주 서운하지. 디마, 이 숫자가 싫은 건 너보다 내가 더해. 밤에 세 번 계산했고, 매번 틀렸기를 바랐어. 오늘 밤처럼 틀리고 싶었던 적은 평생 없었어.</w:t>
+      </w:r>
+    </w:p>
+    <w:p>
+      <w:pPr>
+        <w:pStyle w:val="BodyText"/>
+      </w:pPr>
+      <w:r>
+        <w:t xml:space="preserve">알렉세이: 그래서 결국 틀리지 않았어요?</w:t>
+      </w:r>
+    </w:p>
+    <w:p>
+      <w:pPr>
+        <w:pStyle w:val="BodyText"/>
+      </w:pPr>
+      <w:r>
+        <w:t xml:space="preserve">이리나: 안 틀렸어요. 숫자는 안 틀리고, 11월처럼 시점만 틀려요.</w:t>
+      </w:r>
+    </w:p>
+    <w:p>
+      <w:pPr>
+        <w:pStyle w:val="BodyText"/>
+      </w:pPr>
+      <w:r>
+        <w:t xml:space="preserve">올가: 그럼 바로 그 시점에 대해 물을게요. 이리나, 반년 뒤에 루블이 돌아오면요?</w:t>
+      </w:r>
+    </w:p>
+    <w:p>
+      <w:pPr>
+        <w:pStyle w:val="BodyText"/>
+      </w:pPr>
+      <w:r>
+        <w:t xml:space="preserve">이리나: 그럼 감축은 비싼 실수가 되죠. 나중에 사람을 다시 찾고 다시 가르쳐야 하는데, 그게 더 비싸요.</w:t>
+      </w:r>
+    </w:p>
+    <w:p>
+      <w:pPr>
+        <w:pStyle w:val="BodyText"/>
+      </w:pPr>
+      <w:r>
+        <w:t xml:space="preserve">알렉세이: 그러니까 당신도 이게 맞는지 확신이 없네요.</w:t>
+      </w:r>
+    </w:p>
+    <w:p>
+      <w:pPr>
+        <w:pStyle w:val="BodyText"/>
+      </w:pPr>
+      <w:r>
+        <w:t xml:space="preserve">이리나: 숫자엔 확신하지만 환율엔 확신 못 해요. 환율은 아무도 확신 못 해요, 중앙은행도요.</w:t>
       </w:r>
     </w:p>
     <w:bookmarkEnd w:id="34"/>
@@ -4271,239 +4271,239 @@
         <w:pStyle w:val="FirstParagraph"/>
       </w:pPr>
       <w:r>
-        <w:t xml:space="preserve">알렉세이: 이리나. 하나만 말해도 될까요? 숫자 없이.</w:t>
-      </w:r>
-    </w:p>
-    <w:p>
-      <w:pPr>
-        <w:pStyle w:val="BodyText"/>
-      </w:pPr>
-      <w:r>
-        <w:t xml:space="preserve">이리나: 말해요.</w:t>
-      </w:r>
-    </w:p>
-    <w:p>
-      <w:pPr>
-        <w:pStyle w:val="BodyText"/>
-      </w:pPr>
-      <w:r>
-        <w:t xml:space="preserve">알렉세이: 1년 전 알랴가 편지를 썼어요: 「저는 표의 칸이에요」. 그때 우리가 말했죠: 우리 잘못이다, 우리가 사람을 칸으로 만들었다. 다시는 안 그러겠다고 약속했어요. 내가 직접 새벽 5시에 전화했고요. 그런데 지금 당신은 칸 15개를 제안해요.</w:t>
-      </w:r>
-    </w:p>
-    <w:p>
-      <w:pPr>
-        <w:pStyle w:val="BodyText"/>
-      </w:pPr>
-      <w:r>
-        <w:t xml:space="preserve">이리나: 그건 공정하지 않아요, 알렉세이.</w:t>
-      </w:r>
-    </w:p>
-    <w:p>
-      <w:pPr>
-        <w:pStyle w:val="BodyText"/>
-      </w:pPr>
-      <w:r>
-        <w:t xml:space="preserve">알렉세이: 왜 공정하지 않아요?</w:t>
-      </w:r>
-    </w:p>
-    <w:p>
-      <w:pPr>
-        <w:pStyle w:val="BodyText"/>
-      </w:pPr>
-      <w:r>
-        <w:t xml:space="preserve">이리나: 알랴는 침묵에 대해 쓴 거예요. 아무도 「고마워」라고 안 했다는 것에 대해. 난 없는 돈에 대해 말하고 있어요. 다른 문제예요. 당신은 그걸 섞어요, 그래야 「안 돼」라고 말하기 쉬우니까.</w:t>
-      </w:r>
-    </w:p>
-    <w:p>
-      <w:pPr>
-        <w:pStyle w:val="BodyText"/>
-      </w:pPr>
-      <w:r>
-        <w:t xml:space="preserve">올가: 이리나 말이 맞아요. 다른 문제예요.</w:t>
-      </w:r>
-    </w:p>
-    <w:p>
-      <w:pPr>
-        <w:pStyle w:val="BodyText"/>
-      </w:pPr>
-      <w:r>
-        <w:t xml:space="preserve">알렉세이: 올가 페트로브나, 누구 편이에요?</w:t>
-      </w:r>
-    </w:p>
-    <w:p>
-      <w:pPr>
-        <w:pStyle w:val="BodyText"/>
-      </w:pPr>
-      <w:r>
-        <w:t xml:space="preserve">올가: 회사 편이요. 세 번째 편. 둘이 싸우면 늘 잊히는 편이죠.</w:t>
-      </w:r>
-    </w:p>
-    <w:p>
-      <w:pPr>
-        <w:pStyle w:val="BodyText"/>
-      </w:pPr>
-      <w:r>
-        <w:t xml:space="preserve">이리나: 나갈게요. 5분. 나… 나갈게요.</w:t>
-      </w:r>
-    </w:p>
-    <w:p>
-      <w:pPr>
-        <w:pStyle w:val="BodyText"/>
-      </w:pPr>
-      <w:r>
-        <w:t xml:space="preserve">디마: 이리나 세르게예브나가… 나간 적이 없었어요. 5년 동안.</w:t>
-      </w:r>
-    </w:p>
-    <w:p>
-      <w:pPr>
-        <w:pStyle w:val="BodyText"/>
-      </w:pPr>
-      <w:r>
-        <w:t xml:space="preserve">알렉세이: 한 번도. 세무서 때도. 보이코 때도.</w:t>
-      </w:r>
-    </w:p>
-    <w:p>
-      <w:pPr>
-        <w:pStyle w:val="BodyText"/>
-      </w:pPr>
-      <w:r>
-        <w:t xml:space="preserve">올가: 안 나갔죠. 아무도 그녀의 숫자를 「칸」이라고 부른 적이 없었으니까. 알렉세이, 그건 아팠어요. 알잖아요.</w:t>
-      </w:r>
-    </w:p>
-    <w:p>
-      <w:pPr>
-        <w:pStyle w:val="BodyText"/>
-      </w:pPr>
-      <w:r>
-        <w:t xml:space="preserve">알렉세이: 알아요. 아프게 하고 싶었어요. 그게 더 나빠요.</w:t>
-      </w:r>
-    </w:p>
-    <w:p>
-      <w:pPr>
-        <w:pStyle w:val="BodyText"/>
-      </w:pPr>
-      <w:r>
-        <w:t xml:space="preserve">올가: 봐요. 이제 무슨 말을 했는지 알잖아요. 그게 사과의 절반이에요. 나머지 절반은 — 문 밖에 있어요.</w:t>
-      </w:r>
-    </w:p>
-    <w:p>
-      <w:pPr>
-        <w:pStyle w:val="BodyText"/>
-      </w:pPr>
-      <w:r>
-        <w:t xml:space="preserve">디마: 제가 갈까요? 차를 갖다줄게요. 백리향으로.</w:t>
-      </w:r>
-    </w:p>
-    <w:p>
-      <w:pPr>
-        <w:pStyle w:val="BodyText"/>
-      </w:pPr>
-      <w:r>
-        <w:t xml:space="preserve">올가: 가지 마, 디마. 네 일이 아니야. 둘 사이의 일이야. 5년 동안 둘 사이의. 앉아.</w:t>
-      </w:r>
-    </w:p>
-    <w:p>
-      <w:pPr>
-        <w:pStyle w:val="BodyText"/>
-      </w:pPr>
-      <w:r>
-        <w:t xml:space="preserve">디마: 알겠어요. 앉아요. 그분 차는 제가 마실게요.</w:t>
-      </w:r>
-    </w:p>
-    <w:p>
-      <w:pPr>
-        <w:pStyle w:val="BodyText"/>
-      </w:pPr>
-      <w:r>
-        <w:t xml:space="preserve">알렉세이: 올가 페트로브나. 그녀가 맞다면요? 9월에 — 40명이라면?</w:t>
-      </w:r>
-    </w:p>
-    <w:p>
-      <w:pPr>
-        <w:pStyle w:val="BodyText"/>
-      </w:pPr>
-      <w:r>
-        <w:t xml:space="preserve">올가: 그럼 9월에 안 들은 걸 후회하겠죠. 그런데 그녀가 틀렸다면 — 그녀는 평생 후회할 거예요, 15명을 헛되이 내보낸 걸. 그런 사람이에요. 이름 하나하나를 기억할 거예요. 「15명」이라고 말하지만.</w:t>
-      </w:r>
-    </w:p>
-    <w:p>
-      <w:pPr>
-        <w:pStyle w:val="BodyText"/>
-      </w:pPr>
-      <w:r>
-        <w:t xml:space="preserve">알렉세이: 이름을 기억할 거라고요?</w:t>
-      </w:r>
-    </w:p>
-    <w:p>
-      <w:pPr>
-        <w:pStyle w:val="BodyText"/>
-      </w:pPr>
-      <w:r>
-        <w:t xml:space="preserve">올가: 알렉세이, 그녀는 85명 전원의 생일을 알아요. 한 사람 한 사람에게 — 카드. 직접 서명해요. 몰랐어요?</w:t>
-      </w:r>
-    </w:p>
-    <w:p>
-      <w:pPr>
-        <w:pStyle w:val="BodyText"/>
-      </w:pPr>
-      <w:r>
-        <w:t xml:space="preserve">알렉세이: 인사팀인 줄 알았어요.</w:t>
-      </w:r>
-    </w:p>
-    <w:p>
-      <w:pPr>
-        <w:pStyle w:val="BodyText"/>
-      </w:pPr>
-      <w:r>
-        <w:t xml:space="preserve">올가: 우린 인사팀이 없어요. 이리나가 있죠. 「나타샤」라고 말하지 않으려고 「15명」이라고 말하는 사람. 「나타샤」라고 말하면 — 못 할 테니까요. 그런데 누군가는 해야 하죠. 그녀가 그걸 떠맡았어요. 늘 그렇듯.</w:t>
-      </w:r>
-    </w:p>
-    <w:p>
-      <w:pPr>
-        <w:pStyle w:val="BodyText"/>
-      </w:pPr>
-      <w:r>
-        <w:t xml:space="preserve">디마: 몰랐어요. 카드 얘기. 작년에 저한테 이렇게 써 주셨어요: 「디마, 사는 것보다 빨리 팔지 마」.</w:t>
-      </w:r>
-    </w:p>
-    <w:p>
-      <w:pPr>
-        <w:pStyle w:val="BodyText"/>
-      </w:pPr>
-      <w:r>
-        <w:t xml:space="preserve">알렉세이: 나한테도 썼어요. 「생일 축하해요. 자요」. 농담인 줄 알았어요.</w:t>
-      </w:r>
-    </w:p>
-    <w:p>
-      <w:pPr>
-        <w:pStyle w:val="BodyText"/>
-      </w:pPr>
-      <w:r>
-        <w:t xml:space="preserve">올가: 그게 이리나예요. 숫자는 — 밖에. 안에는 — 카드.</w:t>
-      </w:r>
-    </w:p>
-    <w:p>
-      <w:pPr>
-        <w:pStyle w:val="BodyText"/>
-      </w:pPr>
-      <w:r>
-        <w:t xml:space="preserve">알렉세이: 갈게요.</w:t>
-      </w:r>
-    </w:p>
-    <w:p>
-      <w:pPr>
-        <w:pStyle w:val="BodyText"/>
-      </w:pPr>
-      <w:r>
-        <w:t xml:space="preserve">올가: 가요. 그리고 「하지만」 없이. 「하지만」 없는 사과. 「부득이하게」 없는 편지처럼.</w:t>
-      </w:r>
-    </w:p>
-    <w:p>
-      <w:pPr>
-        <w:pStyle w:val="BodyText"/>
-      </w:pPr>
-      <w:r>
-        <w:t xml:space="preserve">디마: 문 지킬게요. 아무도 계단에 못 나가게.</w:t>
+        <w:t xml:space="preserve">알렉세이: 이리나, 숫자 없이 하나만 말해도 될까요?</w:t>
+      </w:r>
+    </w:p>
+    <w:p>
+      <w:pPr>
+        <w:pStyle w:val="BodyText"/>
+      </w:pPr>
+      <w:r>
+        <w:t xml:space="preserve">이리나: 말해요, 듣고 있어요. 무슨 말을 할지 짐작은 가지만요.</w:t>
+      </w:r>
+    </w:p>
+    <w:p>
+      <w:pPr>
+        <w:pStyle w:val="BodyText"/>
+      </w:pPr>
+      <w:r>
+        <w:t xml:space="preserve">알렉세이: 1년 전 알랴가 편지를 썼어요: 「저는 표의 칸이에요」. 그때 우리가 사람을 칸으로 만든 우리 잘못이라고 하고, 다시는 안 그러겠다고 약속했어요. 내가 직접 새벽 5시에 전화했고요. 그런데 지금 당신은 칸 15개를 제안해요.</w:t>
+      </w:r>
+    </w:p>
+    <w:p>
+      <w:pPr>
+        <w:pStyle w:val="BodyText"/>
+      </w:pPr>
+      <w:r>
+        <w:t xml:space="preserve">이리나: 그건 공정하지 않아요, 알렉세이. 당신도 알잖아요.</w:t>
+      </w:r>
+    </w:p>
+    <w:p>
+      <w:pPr>
+        <w:pStyle w:val="BodyText"/>
+      </w:pPr>
+      <w:r>
+        <w:t xml:space="preserve">알렉세이: 왜 공정하지 않아요? 설명해 줘요, 정말 이해하고 싶어요.</w:t>
+      </w:r>
+    </w:p>
+    <w:p>
+      <w:pPr>
+        <w:pStyle w:val="BodyText"/>
+      </w:pPr>
+      <w:r>
+        <w:t xml:space="preserve">이리나: 알랴는 침묵에 대해, 아무도 「고마워」라고 안 했다는 것에 대해 쓴 거예요. 난 없는 돈에 대해 말하고 있고요. 다른 문제인데, 당신은 그걸 섞어요. 그래야 「안 돼」라고 말하기 쉬우니까요.</w:t>
+      </w:r>
+    </w:p>
+    <w:p>
+      <w:pPr>
+        <w:pStyle w:val="BodyText"/>
+      </w:pPr>
+      <w:r>
+        <w:t xml:space="preserve">올가: 이리나 말이 맞아요, 알렉세이. 정말 다른 문제예요.</w:t>
+      </w:r>
+    </w:p>
+    <w:p>
+      <w:pPr>
+        <w:pStyle w:val="BodyText"/>
+      </w:pPr>
+      <w:r>
+        <w:t xml:space="preserve">알렉세이: 올가 페트로브나, 당신은 대체 누구 편이에요?</w:t>
+      </w:r>
+    </w:p>
+    <w:p>
+      <w:pPr>
+        <w:pStyle w:val="BodyText"/>
+      </w:pPr>
+      <w:r>
+        <w:t xml:space="preserve">올가: 회사 편이요. 둘이 싸우면 늘 잊히는 세 번째 편이죠.</w:t>
+      </w:r>
+    </w:p>
+    <w:p>
+      <w:pPr>
+        <w:pStyle w:val="BodyText"/>
+      </w:pPr>
+      <w:r>
+        <w:t xml:space="preserve">이리나: 5분만 나갈게요. 나… 그냥 나갈게요.</w:t>
+      </w:r>
+    </w:p>
+    <w:p>
+      <w:pPr>
+        <w:pStyle w:val="BodyText"/>
+      </w:pPr>
+      <w:r>
+        <w:t xml:space="preserve">디마: 이리나 세르게예브나가… 5년 동안 한 번도 방에서 나간 적이 없었어요.</w:t>
+      </w:r>
+    </w:p>
+    <w:p>
+      <w:pPr>
+        <w:pStyle w:val="BodyText"/>
+      </w:pPr>
+      <w:r>
+        <w:t xml:space="preserve">알렉세이: 한 번도. 세무서가 왔을 때도, 보이코 때도.</w:t>
+      </w:r>
+    </w:p>
+    <w:p>
+      <w:pPr>
+        <w:pStyle w:val="BodyText"/>
+      </w:pPr>
+      <w:r>
+        <w:t xml:space="preserve">올가: 안 나갔죠, 아무도 그녀의 숫자를 「칸」이라고 부른 적이 없었으니까. 알렉세이, 아프게 했어요. 알잖아요.</w:t>
+      </w:r>
+    </w:p>
+    <w:p>
+      <w:pPr>
+        <w:pStyle w:val="BodyText"/>
+      </w:pPr>
+      <w:r>
+        <w:t xml:space="preserve">알렉세이: 알아요. 더 나쁜 건, 아프게 하고 싶었다는 거예요.</w:t>
+      </w:r>
+    </w:p>
+    <w:p>
+      <w:pPr>
+        <w:pStyle w:val="BodyText"/>
+      </w:pPr>
+      <w:r>
+        <w:t xml:space="preserve">올가: 봐요. 이제 무슨 말을 했는지 알잖아요, 그게 사과의 절반이에요. 나머지 절반은 문 밖에 있어요.</w:t>
+      </w:r>
+    </w:p>
+    <w:p>
+      <w:pPr>
+        <w:pStyle w:val="BodyText"/>
+      </w:pPr>
+      <w:r>
+        <w:t xml:space="preserve">디마: 제가 가 봐도 될까요? 백리향 차를 갖다드릴게요.</w:t>
+      </w:r>
+    </w:p>
+    <w:p>
+      <w:pPr>
+        <w:pStyle w:val="BodyText"/>
+      </w:pPr>
+      <w:r>
+        <w:t xml:space="preserve">올가: 가지 마, 디마, 네 일이 아니야. 둘 사이의 일이고, 5년째 둘 사이의 일이야. 앉아.</w:t>
+      </w:r>
+    </w:p>
+    <w:p>
+      <w:pPr>
+        <w:pStyle w:val="BodyText"/>
+      </w:pPr>
+      <w:r>
+        <w:t xml:space="preserve">디마: 알겠어요, 앉아요. 그럼 그분 차는 제가 마실게요.</w:t>
+      </w:r>
+    </w:p>
+    <w:p>
+      <w:pPr>
+        <w:pStyle w:val="BodyText"/>
+      </w:pPr>
+      <w:r>
+        <w:t xml:space="preserve">알렉세이: 올가 페트로브나, 그녀가 맞다면요? 9월에 40명을 줄여야 한다면요?</w:t>
+      </w:r>
+    </w:p>
+    <w:p>
+      <w:pPr>
+        <w:pStyle w:val="BodyText"/>
+      </w:pPr>
+      <w:r>
+        <w:t xml:space="preserve">올가: 그럼 9월에 그녀 말을 안 들은 걸 후회하겠죠. 그런데 그녀가 틀렸다면, 15명을 헛되이 내보낸 걸 평생 후회할 거예요. 그런 사람이에요. 지금은 「15명」이라고 말하지만, 이름 하나하나를 기억할 거예요.</w:t>
+      </w:r>
+    </w:p>
+    <w:p>
+      <w:pPr>
+        <w:pStyle w:val="BodyText"/>
+      </w:pPr>
+      <w:r>
+        <w:t xml:space="preserve">알렉세이: 몇 년이 지나도 그 이름들을 다 기억할 거라고요?</w:t>
+      </w:r>
+    </w:p>
+    <w:p>
+      <w:pPr>
+        <w:pStyle w:val="BodyText"/>
+      </w:pPr>
+      <w:r>
+        <w:t xml:space="preserve">올가: 알렉세이, 그녀는 85명 전원의 생일을 알아요. 한 사람 한 사람에게 카드를 주고 직접 서명해요. 몰랐어요?</w:t>
+      </w:r>
+    </w:p>
+    <w:p>
+      <w:pPr>
+        <w:pStyle w:val="BodyText"/>
+      </w:pPr>
+      <w:r>
+        <w:t xml:space="preserve">알렉세이: 몰랐어요. 인사팀이 하는 줄 알았어요.</w:t>
+      </w:r>
+    </w:p>
+    <w:p>
+      <w:pPr>
+        <w:pStyle w:val="BodyText"/>
+      </w:pPr>
+      <w:r>
+        <w:t xml:space="preserve">올가: 우린 인사팀이 없어요, 이리나가 있죠. 「나타샤」라고 말하면 못 할 테니까 「15명」이라고 말하는 거예요. 그런데 누군가는 해야 하니까, 늘 그렇듯 그녀가 떠맡은 거예요.</w:t>
+      </w:r>
+    </w:p>
+    <w:p>
+      <w:pPr>
+        <w:pStyle w:val="BodyText"/>
+      </w:pPr>
+      <w:r>
+        <w:t xml:space="preserve">디마: 카드 얘기는 몰랐어요. 작년에 저한테 이렇게 써 주셨어요: 「디마, 사는 것보다 빨리 팔지 마」.</w:t>
+      </w:r>
+    </w:p>
+    <w:p>
+      <w:pPr>
+        <w:pStyle w:val="BodyText"/>
+      </w:pPr>
+      <w:r>
+        <w:t xml:space="preserve">알렉세이: 나한테도 썼어요: 「생일 축하해요. 자요」. 농담인 줄 알았어요.</w:t>
+      </w:r>
+    </w:p>
+    <w:p>
+      <w:pPr>
+        <w:pStyle w:val="BodyText"/>
+      </w:pPr>
+      <w:r>
+        <w:t xml:space="preserve">올가: 그게 바로 이리나예요: 밖에는 숫자, 안에는 카드.</w:t>
+      </w:r>
+    </w:p>
+    <w:p>
+      <w:pPr>
+        <w:pStyle w:val="BodyText"/>
+      </w:pPr>
+      <w:r>
+        <w:t xml:space="preserve">알렉세이: 지금 바로 그녀한테 갈게요.</w:t>
+      </w:r>
+    </w:p>
+    <w:p>
+      <w:pPr>
+        <w:pStyle w:val="BodyText"/>
+      </w:pPr>
+      <w:r>
+        <w:t xml:space="preserve">올가: 가요. 다만 「하지만」 없이요. 「하지만」 없는 사과는 「부득이하게」 없는 편지 같은 거예요.</w:t>
+      </w:r>
+    </w:p>
+    <w:p>
+      <w:pPr>
+        <w:pStyle w:val="BodyText"/>
+      </w:pPr>
+      <w:r>
+        <w:t xml:space="preserve">디마: 전 아무도 계단에 못 나가게 문을 지킬게요.</w:t>
       </w:r>
     </w:p>
     <w:bookmarkEnd w:id="35"/>
@@ -4521,23 +4521,23 @@
         <w:pStyle w:val="FirstParagraph"/>
       </w:pPr>
       <w:r>
-        <w:t xml:space="preserve">알렉세이: 이리나. 괜찮아요?</w:t>
-      </w:r>
-    </w:p>
-    <w:p>
-      <w:pPr>
-        <w:pStyle w:val="BodyText"/>
-      </w:pPr>
-      <w:r>
-        <w:t xml:space="preserve">이리나: 당신 사무실이에요. 당신 계단이고. 괜찮아요.</w:t>
-      </w:r>
-    </w:p>
-    <w:p>
-      <w:pPr>
-        <w:pStyle w:val="BodyText"/>
-      </w:pPr>
-      <w:r>
-        <w:t xml:space="preserve">알렉세이: 말을 잘못했어요. 줄, 칸 얘기. 아프게 하고 싶었어요. 공정하지 않았어요. 미안해요.</w:t>
+        <w:t xml:space="preserve">알렉세이: 이리나, 가도 돼요? 오래 안 걸려요, 할 말이 있어요.</w:t>
+      </w:r>
+    </w:p>
+    <w:p>
+      <w:pPr>
+        <w:pStyle w:val="BodyText"/>
+      </w:pPr>
+      <w:r>
+        <w:t xml:space="preserve">이리나: 당신 사무실이고 당신 계단이니까, 돼요.</w:t>
+      </w:r>
+    </w:p>
+    <w:p>
+      <w:pPr>
+        <w:pStyle w:val="BodyText"/>
+      </w:pPr>
+      <w:r>
+        <w:t xml:space="preserve">알렉세이: 줄이니 칸이니 말을 잘못했어요. 아프게 하고 싶었고, 그건 공정하지 않았어요. 미안해요.</w:t>
       </w:r>
     </w:p>
     <w:p>
@@ -4553,95 +4553,95 @@
         <w:pStyle w:val="BodyText"/>
       </w:pPr>
       <w:r>
-        <w:t xml:space="preserve">알렉세이: 「하지만」 없이. 올가 페트로브나가 금지했어요.</w:t>
-      </w:r>
-    </w:p>
-    <w:p>
-      <w:pPr>
-        <w:pStyle w:val="BodyText"/>
-      </w:pPr>
-      <w:r>
-        <w:t xml:space="preserve">이리나: 좋아요. 받아들일게요. 이제 내가 말할게요. 내 얘기 해도 될까요? 한 번만. 숫자 없이.</w:t>
-      </w:r>
-    </w:p>
-    <w:p>
-      <w:pPr>
-        <w:pStyle w:val="BodyText"/>
-      </w:pPr>
-      <w:r>
-        <w:t xml:space="preserve">알렉세이: 해요.</w:t>
-      </w:r>
-    </w:p>
-    <w:p>
-      <w:pPr>
-        <w:pStyle w:val="BodyText"/>
-      </w:pPr>
-      <w:r>
-        <w:t xml:space="preserve">이리나: 98년에 난 여섯 살이었어요. 아빠는 은행에서 일했어요. 높은 사람은 아니고. 회계원. 8월에 은행이 터졌어요. 아빠는 제일 먼저 감축됐어요. 종이 한 장. 카드도 없이. 「고마워」도 없이. 아빠는 반년 동안 집에 앉아서 계산했어요. 매일 밤. 부엌에서 숫자를. 엄마는 내가 못 듣게 욕실에서 울었어요. 난 들었어요.</w:t>
-      </w:r>
-    </w:p>
-    <w:p>
-      <w:pPr>
-        <w:pStyle w:val="BodyText"/>
-      </w:pPr>
-      <w:r>
-        <w:t xml:space="preserve">알렉세이: 몰랐어요. 5년 동안 — 몰랐어요.</w:t>
-      </w:r>
-    </w:p>
-    <w:p>
-      <w:pPr>
-        <w:pStyle w:val="BodyText"/>
-      </w:pPr>
-      <w:r>
-        <w:t xml:space="preserve">이리나: 아무도 몰라요. 올가 페트로브나도. 은행이 왜 터졌는지 이해하려고 감사인이 됐어요. 그리고 이해했어요. 은행은 8월에 터진 게 아니에요. 1년 전에 터졌어요. 모두가 숫자를 알았는데 아무도 줄이려 하지 않았을 때. 비용도, 사람도. 「루블이 돌아올 거다」 하고 기다렸죠.</w:t>
-      </w:r>
-    </w:p>
-    <w:p>
-      <w:pPr>
-        <w:pStyle w:val="BodyText"/>
-      </w:pPr>
-      <w:r>
-        <w:t xml:space="preserve">알렉세이: 그리고 8월에 모두를 감축했고요.</w:t>
-      </w:r>
-    </w:p>
-    <w:p>
-      <w:pPr>
-        <w:pStyle w:val="BodyText"/>
-      </w:pPr>
-      <w:r>
-        <w:t xml:space="preserve">이리나: 모두를. 1,200명. 우리 아빠는 1,200명 중 한 명이었어요. 1년 전에 100명을 줄였다면 — 1,100명은 남았을 거예요. 아빠도 — 어쩌면. 그래서 「15명」이라고 하는 거예요. 「85명」이 없도록.</w:t>
-      </w:r>
-    </w:p>
-    <w:p>
-      <w:pPr>
-        <w:pStyle w:val="BodyText"/>
-      </w:pPr>
-      <w:r>
-        <w:t xml:space="preserve">알렉세이: 아버님은요? 지금은?</w:t>
-      </w:r>
-    </w:p>
-    <w:p>
-      <w:pPr>
-        <w:pStyle w:val="BodyText"/>
-      </w:pPr>
-      <w:r>
-        <w:t xml:space="preserve">이리나: 지금은 — 학교 회계원이에요. 20년. 가을마다 — 학생들 숫자가 적힌 공책. 행복해요. 거의.</w:t>
-      </w:r>
-    </w:p>
-    <w:p>
-      <w:pPr>
-        <w:pStyle w:val="BodyText"/>
-      </w:pPr>
-      <w:r>
-        <w:t xml:space="preserve">알렉세이: 이리나… 이해해요. 이제 이해해요. 하지만 그래도 15명은 싫어요.</w:t>
-      </w:r>
-    </w:p>
-    <w:p>
-      <w:pPr>
-        <w:pStyle w:val="BodyText"/>
-      </w:pPr>
-      <w:r>
-        <w:t xml:space="preserve">이리나: 알아요. 나도 싫어요. 그러니까 합의해요. 오늘 말고. 「아니요」도 말고. 「예」도 말고.</w:t>
+        <w:t xml:space="preserve">알렉세이: 「하지만」 없이요. 올가 페트로브나가 「하지만」을 금지했어요.</w:t>
+      </w:r>
+    </w:p>
+    <w:p>
+      <w:pPr>
+        <w:pStyle w:val="BodyText"/>
+      </w:pPr>
+      <w:r>
+        <w:t xml:space="preserve">이리나: 좋아요, 사과 받아들일게요. 이제 내가 말할게요. 숫자 없이 내 얘기를 한 번만 해도 될까요?</w:t>
+      </w:r>
+    </w:p>
+    <w:p>
+      <w:pPr>
+        <w:pStyle w:val="BodyText"/>
+      </w:pPr>
+      <w:r>
+        <w:t xml:space="preserve">알렉세이: 물론이죠, 이리나. 끼어들지 않고 들을게요.</w:t>
+      </w:r>
+    </w:p>
+    <w:p>
+      <w:pPr>
+        <w:pStyle w:val="BodyText"/>
+      </w:pPr>
+      <w:r>
+        <w:t xml:space="preserve">이리나: 98년에 난 여섯 살이었어요. 아빠는 은행에서 높은 사람이 아니라 회계원으로 일했어요. 8월에 은행이 터졌고, 아빠는 제일 먼저 감축됐어요: 종이 한 장, 카드도 「고마워」도 없이요. 아빠는 반년 동안 집에서 매일 밤 부엌에서 숫자를 계산했어요. 엄마는 내가 못 듣게 욕실에서 울었어요. 그런데 난 들었어요.</w:t>
+      </w:r>
+    </w:p>
+    <w:p>
+      <w:pPr>
+        <w:pStyle w:val="BodyText"/>
+      </w:pPr>
+      <w:r>
+        <w:t xml:space="preserve">알렉세이: 몰랐어요. 5년을 같이 일했는데 몰랐어요.</w:t>
+      </w:r>
+    </w:p>
+    <w:p>
+      <w:pPr>
+        <w:pStyle w:val="BodyText"/>
+      </w:pPr>
+      <w:r>
+        <w:t xml:space="preserve">이리나: 아무도 몰라요, 올가 페트로브나도요. 은행이 왜 터졌는지 이해하려고 감사인이 됐고, 이해했어요. 은행은 8월이 아니라 그 1년 전에 터졌어요. 모두가 숫자를 알았는데 아무도 비용도 사람도 줄이려 하지 않았을 때요. 다들 「루블이 돌아올 거다」 하고 기다렸죠.</w:t>
+      </w:r>
+    </w:p>
+    <w:p>
+      <w:pPr>
+        <w:pStyle w:val="BodyText"/>
+      </w:pPr>
+      <w:r>
+        <w:t xml:space="preserve">알렉세이: 그리고 8월에 한꺼번에 모두를 감축했고요.</w:t>
+      </w:r>
+    </w:p>
+    <w:p>
+      <w:pPr>
+        <w:pStyle w:val="BodyText"/>
+      </w:pPr>
+      <w:r>
+        <w:t xml:space="preserve">이리나: 모두를. 1,200명. 우리 아빠는 1,200명 중 한 명이었어요. 1년 전에 100명을 줄였다면 1,100명은 남았을 거예요. 아빠도 어쩌면요. 그래서 「15명」이라고 하는 거예요. 그때 우리 은행처럼 「85명」이 없도록요.</w:t>
+      </w:r>
+    </w:p>
+    <w:p>
+      <w:pPr>
+        <w:pStyle w:val="BodyText"/>
+      </w:pPr>
+      <w:r>
+        <w:t xml:space="preserve">알렉세이: 아버님은요? 지금은 어떻게 지내세요?</w:t>
+      </w:r>
+    </w:p>
+    <w:p>
+      <w:pPr>
+        <w:pStyle w:val="BodyText"/>
+      </w:pPr>
+      <w:r>
+        <w:t xml:space="preserve">이리나: 지금은 20년째 학교 회계원이에요. 가을마다 학생들 숫자가 적힌 공책이 있고, 행복해요. 거의요.</w:t>
+      </w:r>
+    </w:p>
+    <w:p>
+      <w:pPr>
+        <w:pStyle w:val="BodyText"/>
+      </w:pPr>
+      <w:r>
+        <w:t xml:space="preserve">알렉세이: 이리나… 이제 이해해요. 하지만 그래도 15명을 줄이는 건 싫어요.</w:t>
+      </w:r>
+    </w:p>
+    <w:p>
+      <w:pPr>
+        <w:pStyle w:val="BodyText"/>
+      </w:pPr>
+      <w:r>
+        <w:t xml:space="preserve">이리나: 알아요, 나도 싫어요. 그러니까 이렇게 합의해요: 오늘 말고, 「아니요」도 「예」도 말고요.</w:t>
       </w:r>
     </w:p>
     <w:p>
@@ -4657,63 +4657,63 @@
         <w:pStyle w:val="BodyText"/>
       </w:pPr>
       <w:r>
-        <w:t xml:space="preserve">이리나: 카자흐스탄처럼. 조건 셋. 첫째 — 채용 동결. 오늘부터. 신규 인원 한 명도 없이.</w:t>
-      </w:r>
-    </w:p>
-    <w:p>
-      <w:pPr>
-        <w:pStyle w:val="BodyText"/>
-      </w:pPr>
-      <w:r>
-        <w:t xml:space="preserve">알렉세이: 동의해요.</w:t>
-      </w:r>
-    </w:p>
-    <w:p>
-      <w:pPr>
-        <w:pStyle w:val="BodyText"/>
-      </w:pPr>
-      <w:r>
-        <w:t xml:space="preserve">이리나: 강사도요. 코르닐로바가 부탁해도요.</w:t>
-      </w:r>
-    </w:p>
-    <w:p>
-      <w:pPr>
-        <w:pStyle w:val="BodyText"/>
-      </w:pPr>
-      <w:r>
-        <w:t xml:space="preserve">알렉세이: 코르닐로바가 부탁해도. 내가 직접 말할게요.</w:t>
-      </w:r>
-    </w:p>
-    <w:p>
-      <w:pPr>
-        <w:pStyle w:val="BodyText"/>
-      </w:pPr>
-      <w:r>
-        <w:t xml:space="preserve">이리나: 둘째 — 매달 계산해요. 모두 앞에서. 당신 앞에서만이 아니라. 내가 숨기지 않는다는 걸 다들 보게.</w:t>
-      </w:r>
-    </w:p>
-    <w:p>
-      <w:pPr>
-        <w:pStyle w:val="BodyText"/>
-      </w:pPr>
-      <w:r>
-        <w:t xml:space="preserve">알렉세이: 동의해요. 셋째는요?</w:t>
-      </w:r>
-    </w:p>
-    <w:p>
-      <w:pPr>
-        <w:pStyle w:val="BodyText"/>
-      </w:pPr>
-      <w:r>
-        <w:t xml:space="preserve">이리나: 셋째 — 5월에 마이너스가 400만보다 크면, 책상에 명단을 올려요. 이름으로. 숫자가 아니라. 이름. 그리고 당신이 읽어요. 소리 내서. 이름 하나하나. 나와 올가 페트로브나 앞에서. 읽을 수 있으면 — 서명하는 거예요.</w:t>
-      </w:r>
-    </w:p>
-    <w:p>
-      <w:pPr>
-        <w:pStyle w:val="BodyText"/>
-      </w:pPr>
-      <w:r>
-        <w:t xml:space="preserve">알렉세이: 소리 내서. 이름 하나하나. 동의해요.</w:t>
+        <w:t xml:space="preserve">이리나: 카자흐스탄처럼, 다만 조건 셋을 붙여서요. 첫째, 오늘부터 채용 동결. 신규 인원 한 명도 없이요.</w:t>
+      </w:r>
+    </w:p>
+    <w:p>
+      <w:pPr>
+        <w:pStyle w:val="BodyText"/>
+      </w:pPr>
+      <w:r>
+        <w:t xml:space="preserve">알렉세이: 동의해요, 합리적이에요. 영업은 힘들겠지만요.</w:t>
+      </w:r>
+    </w:p>
+    <w:p>
+      <w:pPr>
+        <w:pStyle w:val="BodyText"/>
+      </w:pPr>
+      <w:r>
+        <w:t xml:space="preserve">이리나: 강사도 안 뽑아요, 코르닐로바가 부탁해도요.</w:t>
+      </w:r>
+    </w:p>
+    <w:p>
+      <w:pPr>
+        <w:pStyle w:val="BodyText"/>
+      </w:pPr>
+      <w:r>
+        <w:t xml:space="preserve">알렉세이: 코르닐로바가 부탁해도요. 내가 직접 말할게요.</w:t>
+      </w:r>
+    </w:p>
+    <w:p>
+      <w:pPr>
+        <w:pStyle w:val="BodyText"/>
+      </w:pPr>
+      <w:r>
+        <w:t xml:space="preserve">이리나: 둘째, 내가 숨기는 게 없다는 걸 다들 보게, 당신 앞에서만이 아니라 모두 앞에서 매달 계산해요.</w:t>
+      </w:r>
+    </w:p>
+    <w:p>
+      <w:pPr>
+        <w:pStyle w:val="BodyText"/>
+      </w:pPr>
+      <w:r>
+        <w:t xml:space="preserve">알렉세이: 동의해요, 다들 보게 하죠. 셋째 조건은요?</w:t>
+      </w:r>
+    </w:p>
+    <w:p>
+      <w:pPr>
+        <w:pStyle w:val="BodyText"/>
+      </w:pPr>
+      <w:r>
+        <w:t xml:space="preserve">이리나: 셋째, 5월에 마이너스가 400만보다 크면 책상에 명단을 올려요. 숫자가 아니라 이름으로요. 그리고 당신이 나와 올가 페트로브나 앞에서 이름 하나하나를 소리 내서 읽어요. 읽을 수 있으면 서명하는 거예요.</w:t>
+      </w:r>
+    </w:p>
+    <w:p>
+      <w:pPr>
+        <w:pStyle w:val="BodyText"/>
+      </w:pPr>
+      <w:r>
+        <w:t xml:space="preserve">알렉세이: 소리 내서, 이름 하나하나. 동의해요.</w:t>
       </w:r>
     </w:p>
     <w:bookmarkEnd w:id="36"/>
@@ -4731,87 +4731,87 @@
         <w:pStyle w:val="FirstParagraph"/>
       </w:pPr>
       <w:r>
-        <w:t xml:space="preserve">올가: 그래서요? 화해했어요?</w:t>
-      </w:r>
-    </w:p>
-    <w:p>
-      <w:pPr>
-        <w:pStyle w:val="BodyText"/>
-      </w:pPr>
-      <w:r>
-        <w:t xml:space="preserve">이리나: 합의했어요. 화해보다 나아요. 화해는 — 다음번까지. 합의는 — 5월까지.</w:t>
-      </w:r>
-    </w:p>
-    <w:p>
-      <w:pPr>
-        <w:pStyle w:val="BodyText"/>
-      </w:pPr>
-      <w:r>
-        <w:t xml:space="preserve">알렉세이: 채용 동결. 매달 보고 — 모두 앞에서. 5월에 — 나빠지면 — 이름 명단. 소리 내서.</w:t>
-      </w:r>
-    </w:p>
-    <w:p>
-      <w:pPr>
-        <w:pStyle w:val="BodyText"/>
-      </w:pPr>
-      <w:r>
-        <w:t xml:space="preserve">올가: 소리 내서. 잔인하네요.</w:t>
-      </w:r>
-    </w:p>
-    <w:p>
-      <w:pPr>
-        <w:pStyle w:val="BodyText"/>
-      </w:pPr>
-      <w:r>
-        <w:t xml:space="preserve">알렉세이: 정직한 거예요. 이름을 소리 내 읽을 수 없으면 — 그 사람을 내보낼 수 없는 거예요.</w:t>
-      </w:r>
-    </w:p>
-    <w:p>
-      <w:pPr>
-        <w:pStyle w:val="BodyText"/>
-      </w:pPr>
-      <w:r>
-        <w:t xml:space="preserve">디마: 저기요? 오늘 제 신입 여섯 명 모두에게 전화했어요. 15명 얘기는 안 했어요. 이렇게 말했어요: 「5월엔 — 다들 최고가 돼야 해」. 왜냐고 묻더라고요. 말했어요 — 너희를 믿으니까.</w:t>
-      </w:r>
-    </w:p>
-    <w:p>
-      <w:pPr>
-        <w:pStyle w:val="BodyText"/>
-      </w:pPr>
-      <w:r>
-        <w:t xml:space="preserve">이리나: 좋아, 디마. 하지만 우리가 모르는 걸 약속하진 마.</w:t>
-      </w:r>
-    </w:p>
-    <w:p>
-      <w:pPr>
-        <w:pStyle w:val="BodyText"/>
-      </w:pPr>
-      <w:r>
-        <w:t xml:space="preserve">디마: 약속 안 했어요. 「믿는다」고 했어요. 믿음은 약속이 아니에요. 그렇게 써 주셨잖아요. 카드에.</w:t>
-      </w:r>
-    </w:p>
-    <w:p>
-      <w:pPr>
-        <w:pStyle w:val="BodyText"/>
-      </w:pPr>
-      <w:r>
-        <w:t xml:space="preserve">이리나: 난 「사는 것보다 빨리 팔지 마」라고 썼어. 그건 다른 거야.</w:t>
-      </w:r>
-    </w:p>
-    <w:p>
-      <w:pPr>
-        <w:pStyle w:val="BodyText"/>
-      </w:pPr>
-      <w:r>
-        <w:t xml:space="preserve">키릴: 죄송해요. 알렉세이 니콜라예비치, 전화요. 대표 번호로. 남자. 글레브. 성은 안 밝혔어요. 모스크바 근교 유통사래요.</w:t>
-      </w:r>
-    </w:p>
-    <w:p>
-      <w:pPr>
-        <w:pStyle w:val="BodyText"/>
-      </w:pPr>
-      <w:r>
-        <w:t xml:space="preserve">알렉세이: 글레브? 모르는 사람인데. 뭘 원해요?</w:t>
+        <w:t xml:space="preserve">올가: 그래서요? 화해했어요, 아니면 백리향을 또 우려야 해요?</w:t>
+      </w:r>
+    </w:p>
+    <w:p>
+      <w:pPr>
+        <w:pStyle w:val="BodyText"/>
+      </w:pPr>
+      <w:r>
+        <w:t xml:space="preserve">이리나: 합의했어요, 화해보다 나아요. 화해는 — 다음번까지. 합의는 — 5월까지.</w:t>
+      </w:r>
+    </w:p>
+    <w:p>
+      <w:pPr>
+        <w:pStyle w:val="BodyText"/>
+      </w:pPr>
+      <w:r>
+        <w:t xml:space="preserve">알렉세이: 채용 동결, 모두 앞에서 매달 보고, 그리고 5월에 나빠지면 이름 명단을 소리 내서.</w:t>
+      </w:r>
+    </w:p>
+    <w:p>
+      <w:pPr>
+        <w:pStyle w:val="BodyText"/>
+      </w:pPr>
+      <w:r>
+        <w:t xml:space="preserve">올가: 소리 내서라니… 잔인하네요, 알렉세이. 무엇보다 당신 자신에게요.</w:t>
+      </w:r>
+    </w:p>
+    <w:p>
+      <w:pPr>
+        <w:pStyle w:val="BodyText"/>
+      </w:pPr>
+      <w:r>
+        <w:t xml:space="preserve">알렉세이: 정직한 거예요. 이름을 소리 내 읽을 수 없으면 그 사람을 내보낼 수 없는 거예요.</w:t>
+      </w:r>
+    </w:p>
+    <w:p>
+      <w:pPr>
+        <w:pStyle w:val="BodyText"/>
+      </w:pPr>
+      <w:r>
+        <w:t xml:space="preserve">디마: 말해도 돼요? 오늘 제 신입 여섯 명 모두에게 전화했어요. 15명 얘기는 안 하고 이렇게 말했어요: 「5월엔 다들 최고가 돼야 해」. 왜냐고 묻길래, 너희를 믿으니까라고 답했어요.</w:t>
+      </w:r>
+    </w:p>
+    <w:p>
+      <w:pPr>
+        <w:pStyle w:val="BodyText"/>
+      </w:pPr>
+      <w:r>
+        <w:t xml:space="preserve">이리나: 좋아, 디마. 하지만 우리도 모르는 걸 약속하진 마.</w:t>
+      </w:r>
+    </w:p>
+    <w:p>
+      <w:pPr>
+        <w:pStyle w:val="BodyText"/>
+      </w:pPr>
+      <w:r>
+        <w:t xml:space="preserve">디마: 약속 안 했어요, 「믿는다」고 했어요. 믿음은 약속이 아니에요. 카드에 그렇게 써 주셨잖아요.</w:t>
+      </w:r>
+    </w:p>
+    <w:p>
+      <w:pPr>
+        <w:pStyle w:val="BodyText"/>
+      </w:pPr>
+      <w:r>
+        <w:t xml:space="preserve">이리나: 난 「사는 것보다 빨리 팔지 마」라고 썼어. 그건 전혀 다른 거야.</w:t>
+      </w:r>
+    </w:p>
+    <w:p>
+      <w:pPr>
+        <w:pStyle w:val="BodyText"/>
+      </w:pPr>
+      <w:r>
+        <w:t xml:space="preserve">키릴: 죄송해요, 알렉세이 니콜라예비치, 대표 번호로 전화 왔어요. 글레브라는 남자인데 성은 안 밝혔어요. 모스크바 근교 유통사래요.</w:t>
+      </w:r>
+    </w:p>
+    <w:p>
+      <w:pPr>
+        <w:pStyle w:val="BodyText"/>
+      </w:pPr>
+      <w:r>
+        <w:t xml:space="preserve">알렉세이: 글레브? 그런 사람 몰라. 우리한테 뭘 원한대?</w:t>
       </w:r>
     </w:p>
     <w:p>
@@ -4827,23 +4827,23 @@
         <w:pStyle w:val="BodyText"/>
       </w:pPr>
       <w:r>
-        <w:t xml:space="preserve">올가: 「전부 해결」. 한 달 안에. 「질문 없이」보다 더 나쁘네요.</w:t>
-      </w:r>
-    </w:p>
-    <w:p>
-      <w:pPr>
-        <w:pStyle w:val="BodyText"/>
-      </w:pPr>
-      <w:r>
-        <w:t xml:space="preserve">이리나: 같은 거예요. 더 크게 말할 뿐.</w:t>
-      </w:r>
-    </w:p>
-    <w:p>
-      <w:pPr>
-        <w:pStyle w:val="BodyText"/>
-      </w:pPr>
-      <w:r>
-        <w:t xml:space="preserve">알렉세이: 키릴, 번호 적어 둬. 내일 다시 걸게. 듣는다고 — 동의하는 건 아니니까.</w:t>
+        <w:t xml:space="preserve">올가: 「전부 해결」, 그것도 한 달 안에. 「질문 없이」보다 더 나쁘네요.</w:t>
+      </w:r>
+    </w:p>
+    <w:p>
+      <w:pPr>
+        <w:pStyle w:val="BodyText"/>
+      </w:pPr>
+      <w:r>
+        <w:t xml:space="preserve">이리나: 같은 거예요, 더 크게 말할 뿐이죠.</w:t>
+      </w:r>
+    </w:p>
+    <w:p>
+      <w:pPr>
+        <w:pStyle w:val="BodyText"/>
+      </w:pPr>
+      <w:r>
+        <w:t xml:space="preserve">알렉세이: 키릴, 번호 적어 둬, 내일 다시 걸게. 듣는다고 — 동의하는 건 아니니까.</w:t>
       </w:r>
     </w:p>
     <w:bookmarkEnd w:id="37"/>
